--- a/entregas/IoT/Lab Semana 07/entrega/Lab Semana 07 - IoT.docx
+++ b/entregas/IoT/Lab Semana 07/entrega/Lab Semana 07 - IoT.docx
@@ -480,7 +480,7 @@
           <w:sz w:val="72"/>
           <w:szCs w:val="72"/>
         </w:rPr>
-        <w:t>Protótipo de Automação Contextual de Cidade Inteligente</w:t>
+        <w:t>Cidade Inteligente no Wokwi e Análise Preditiva com MQTT</w:t>
       </w:r>
       <w:r>
         <w:rPr>
@@ -583,6 +583,31 @@
           <w:szCs w:val="24"/>
         </w:rPr>
         <w:t xml:space="preserve">, três sensores e quatro atuadores, implementando três regras de automação urbana e exibindo estado em LCD e no monitor serial.</w:t>
+      </w:r>
+    </w:p>
+    <w:p>
+      <w:pPr>
+        <w:pBdr>
+          <w:bottom w:val="single" w:sz="6" w:space="1" w:color="CCCCCC"/>
+        </w:pBdr>
+      </w:pPr>
+    </w:p>
+    <w:p>
+      <w:pPr>
+        <w:spacing w:after="120" w:before="320" w:line="276" w:lineRule="auto"/>
+        <w:ind w:firstLine="0" w:start="0"/>
+        <w:jc w:val="start"/>
+      </w:pPr>
+      <w:r>
+        <w:rPr>
+          <w:rFonts w:ascii="Open Sans" w:hAnsi="Open Sans" w:cs="Open Sans" w:eastAsia="Open Sans"/>
+          <w:b/>
+          <w:bCs/>
+          <w:color w:val="000000"/>
+          <w:sz w:val="36"/>
+          <w:szCs w:val="36"/>
+        </w:rPr>
+        <w:t xml:space="preserve">Atividade #1 — Protótipo de automação contextual de cidade inteligente</w:t>
       </w:r>
     </w:p>
     <w:p>
@@ -3038,6 +3063,24 @@
           <w:b/>
           <w:bCs/>
           <w:color w:val="000000"/>
+          <w:sz w:val="30"/>
+          <w:szCs w:val="30"/>
+        </w:rPr>
+        <w:t xml:space="preserve">5. Requisitos</w:t>
+      </w:r>
+    </w:p>
+    <w:p>
+      <w:pPr>
+        <w:spacing w:after="120" w:before="240" w:line="276" w:lineRule="auto"/>
+        <w:ind w:firstLine="0" w:start="0"/>
+        <w:jc w:val="start"/>
+      </w:pPr>
+      <w:r>
+        <w:rPr>
+          <w:rFonts w:ascii="Open Sans" w:hAnsi="Open Sans" w:cs="Open Sans" w:eastAsia="Open Sans"/>
+          <w:b/>
+          <w:bCs/>
+          <w:color w:val="000000"/>
           <w:sz w:val="26"/>
           <w:szCs w:val="26"/>
         </w:rPr>
@@ -5470,7 +5513,14 @@
     </w:p>
     <w:p>
       <w:pPr>
-        <w:spacing w:after="120" w:before="240" w:line="276" w:lineRule="auto"/>
+        <w:pBdr>
+          <w:bottom w:val="single" w:sz="6" w:space="1" w:color="CCCCCC"/>
+        </w:pBdr>
+      </w:pPr>
+    </w:p>
+    <w:p>
+      <w:pPr>
+        <w:spacing w:after="120" w:before="320" w:line="276" w:lineRule="auto"/>
         <w:ind w:firstLine="0" w:start="0"/>
         <w:jc w:val="start"/>
       </w:pPr>
@@ -5480,10 +5530,2566 @@
           <w:b/>
           <w:bCs/>
           <w:color w:val="000000"/>
+          <w:sz w:val="36"/>
+          <w:szCs w:val="36"/>
+        </w:rPr>
+        <w:t xml:space="preserve">Atividade #2 — Análise preditiva e comunicação MQTT</w:t>
+      </w:r>
+    </w:p>
+    <w:p>
+      <w:pPr>
+        <w:spacing w:after="120" w:before="240" w:line="276" w:lineRule="auto"/>
+        <w:ind w:firstLine="0" w:start="0"/>
+        <w:jc w:val="start"/>
+      </w:pPr>
+      <w:r>
+        <w:rPr>
+          <w:rFonts w:ascii="Open Sans" w:hAnsi="Open Sans" w:cs="Open Sans" w:eastAsia="Open Sans"/>
+          <w:b/>
+          <w:bCs/>
+          <w:color w:val="000000"/>
           <w:sz w:val="30"/>
           <w:szCs w:val="30"/>
         </w:rPr>
-        <w:t xml:space="preserve">10. Como reproduzir</w:t>
+        <w:t xml:space="preserve">10. Objetivo e dados</w:t>
+      </w:r>
+    </w:p>
+    <w:p>
+      <w:pPr>
+        <w:spacing w:after="120" w:before="120" w:line="276" w:lineRule="auto"/>
+        <w:ind w:firstLine="0" w:start="0"/>
+        <w:jc w:val="both"/>
+      </w:pPr>
+      <w:r>
+        <w:rPr>
+          <w:rFonts w:ascii="Open Sans" w:hAnsi="Open Sans" w:cs="Open Sans" w:eastAsia="Open Sans"/>
+          <w:color w:val="000000"/>
+          <w:sz w:val="24"/>
+          <w:szCs w:val="24"/>
+        </w:rPr>
+        <w:t xml:space="preserve">A segunda atividade sai do tempo real e vai para o </w:t>
+      </w:r>
+      <w:r>
+        <w:rPr>
+          <w:rFonts w:ascii="Open Sans" w:hAnsi="Open Sans" w:cs="Open Sans" w:eastAsia="Open Sans"/>
+          <w:b/>
+          <w:bCs/>
+          <w:color w:val="000000"/>
+          <w:sz w:val="24"/>
+          <w:szCs w:val="24"/>
+        </w:rPr>
+        <w:t xml:space="preserve">histórico</w:t>
+      </w:r>
+      <w:r>
+        <w:rPr>
+          <w:rFonts w:ascii="Open Sans" w:hAnsi="Open Sans" w:cs="Open Sans" w:eastAsia="Open Sans"/>
+          <w:color w:val="000000"/>
+          <w:sz w:val="24"/>
+          <w:szCs w:val="24"/>
+        </w:rPr>
+        <w:t xml:space="preserve">: processar dados acumulados, inferir tendências, publicar alertas por MQTT e discutir a segurança dessa comunicação.</w:t>
+      </w:r>
+    </w:p>
+    <w:p>
+      <w:pPr>
+        <w:spacing w:after="120" w:before="120" w:line="276" w:lineRule="auto"/>
+        <w:ind w:firstLine="0" w:start="0"/>
+        <w:jc w:val="both"/>
+      </w:pPr>
+      <w:r>
+        <w:rPr>
+          <w:rFonts w:ascii="Open Sans" w:hAnsi="Open Sans" w:cs="Open Sans" w:eastAsia="Open Sans"/>
+          <w:color w:val="000000"/>
+          <w:sz w:val="24"/>
+          <w:szCs w:val="24"/>
+        </w:rPr>
+        <w:t xml:space="preserve">A diferença conceitual em relação à Atividade #1 é o horizonte. Lá o sistema reage ao instante — a distância </w:t>
+      </w:r>
+      <w:r>
+        <w:rPr>
+          <w:rFonts w:ascii="Open Sans" w:hAnsi="Open Sans" w:cs="Open Sans" w:eastAsia="Open Sans"/>
+          <w:i/>
+          <w:iCs/>
+          <w:color w:val="000000"/>
+          <w:sz w:val="24"/>
+          <w:szCs w:val="24"/>
+        </w:rPr>
+        <w:t xml:space="preserve">agora</w:t>
+      </w:r>
+      <w:r>
+        <w:rPr>
+          <w:rFonts w:ascii="Open Sans" w:hAnsi="Open Sans" w:cs="Open Sans" w:eastAsia="Open Sans"/>
+          <w:color w:val="000000"/>
+          <w:sz w:val="24"/>
+          <w:szCs w:val="24"/>
+        </w:rPr>
+        <w:t xml:space="preserve"> é menor que 30 cm. Aqui ele olha para trás e antecipa: a temperatura vem subindo </w:t>
+      </w:r>
+      <w:r>
+        <w:rPr>
+          <w:rFonts w:ascii="Open Sans" w:hAnsi="Open Sans" w:cs="Open Sans" w:eastAsia="Open Sans"/>
+          <w:i/>
+          <w:iCs/>
+          <w:color w:val="000000"/>
+          <w:sz w:val="24"/>
+          <w:szCs w:val="24"/>
+        </w:rPr>
+        <w:t xml:space="preserve">há três dias</w:t>
+      </w:r>
+      <w:r>
+        <w:rPr>
+          <w:rFonts w:ascii="Open Sans" w:hAnsi="Open Sans" w:cs="Open Sans" w:eastAsia="Open Sans"/>
+          <w:color w:val="000000"/>
+          <w:sz w:val="24"/>
+          <w:szCs w:val="24"/>
+        </w:rPr>
+        <w:t xml:space="preserve">, então provavelmente vai continuar. Um sistema que só faz a primeira coisa nunca previne nada.</w:t>
+      </w:r>
+    </w:p>
+    <w:p>
+      <w:pPr>
+        <w:spacing w:after="120" w:before="120" w:line="276" w:lineRule="auto"/>
+        <w:ind w:firstLine="0" w:start="0"/>
+        <w:jc w:val="both"/>
+      </w:pPr>
+      <w:r>
+        <w:rPr>
+          <w:rFonts w:ascii="Open Sans" w:hAnsi="Open Sans" w:cs="Open Sans" w:eastAsia="Open Sans"/>
+          <w:color w:val="000000"/>
+          <w:sz w:val="24"/>
+          <w:szCs w:val="24"/>
+        </w:rPr>
+        <w:t xml:space="preserve">O dataset está em </w:t>
+      </w:r>
+      <w:r>
+        <w:rPr>
+          <w:rFonts w:ascii="Consolas" w:hAnsi="Consolas" w:cs="Consolas" w:eastAsia="Consolas"/>
+          <w:color w:val="000000"/>
+          <w:shd w:val="clear" w:fill="F2F2F2"/>
+          <w:sz w:val="24"/>
+          <w:szCs w:val="24"/>
+        </w:rPr>
+        <w:t xml:space="preserve">analise/dados/leituras.csv</w:t>
+      </w:r>
+      <w:r>
+        <w:rPr>
+          <w:rFonts w:ascii="Open Sans" w:hAnsi="Open Sans" w:cs="Open Sans" w:eastAsia="Open Sans"/>
+          <w:color w:val="000000"/>
+          <w:sz w:val="24"/>
+          <w:szCs w:val="24"/>
+        </w:rPr>
+        <w:t xml:space="preserve">: </w:t>
+      </w:r>
+      <w:r>
+        <w:rPr>
+          <w:rFonts w:ascii="Open Sans" w:hAnsi="Open Sans" w:cs="Open Sans" w:eastAsia="Open Sans"/>
+          <w:b/>
+          <w:bCs/>
+          <w:color w:val="000000"/>
+          <w:sz w:val="24"/>
+          <w:szCs w:val="24"/>
+        </w:rPr>
+        <w:t xml:space="preserve">1440 leituras horárias ao longo de 60 dias</w:t>
+      </w:r>
+      <w:r>
+        <w:rPr>
+          <w:rFonts w:ascii="Open Sans" w:hAnsi="Open Sans" w:cs="Open Sans" w:eastAsia="Open Sans"/>
+          <w:color w:val="000000"/>
+          <w:sz w:val="24"/>
+          <w:szCs w:val="24"/>
+        </w:rPr>
+        <w:t xml:space="preserve"> (01/07 a 29/08/2026), com temperatura, umidade e luminosidade. Ele é simulado, como o enunciado permite, e foi gerado com semente fixa para ser reproduzível. A série tem ciclo diário, tendência sazonal de aquecimento e um episódio de calor seco entre os dias 41 e 47 — esse episódio existe de propósito, para que as regras de inferência tenham o que detectar.</w:t>
+      </w:r>
+    </w:p>
+    <w:p>
+      <w:pPr>
+        <w:spacing w:after="120" w:before="240" w:line="276" w:lineRule="auto"/>
+        <w:ind w:firstLine="0" w:start="0"/>
+        <w:jc w:val="start"/>
+      </w:pPr>
+      <w:r>
+        <w:rPr>
+          <w:rFonts w:ascii="Open Sans" w:hAnsi="Open Sans" w:cs="Open Sans" w:eastAsia="Open Sans"/>
+          <w:b/>
+          <w:bCs/>
+          <w:color w:val="000000"/>
+          <w:sz w:val="30"/>
+          <w:szCs w:val="30"/>
+        </w:rPr>
+        <w:t xml:space="preserve">11. Processamento e regras de inferência</w:t>
+      </w:r>
+    </w:p>
+    <w:p>
+      <w:pPr>
+        <w:spacing w:after="120" w:before="120" w:line="276" w:lineRule="auto"/>
+        <w:ind w:firstLine="0" w:start="0"/>
+        <w:jc w:val="both"/>
+      </w:pPr>
+      <w:r>
+        <w:rPr>
+          <w:rFonts w:ascii="Open Sans" w:hAnsi="Open Sans" w:cs="Open Sans" w:eastAsia="Open Sans"/>
+          <w:color w:val="000000"/>
+          <w:sz w:val="24"/>
+          <w:szCs w:val="24"/>
+        </w:rPr>
+        <w:t xml:space="preserve">O script </w:t>
+      </w:r>
+      <w:r>
+        <w:rPr>
+          <w:rFonts w:ascii="Consolas" w:hAnsi="Consolas" w:cs="Consolas" w:eastAsia="Consolas"/>
+          <w:color w:val="000000"/>
+          <w:shd w:val="clear" w:fill="F2F2F2"/>
+          <w:sz w:val="24"/>
+          <w:szCs w:val="24"/>
+        </w:rPr>
+        <w:t xml:space="preserve">analise/analise_preditiva.py</w:t>
+      </w:r>
+      <w:r>
+        <w:rPr>
+          <w:rFonts w:ascii="Open Sans" w:hAnsi="Open Sans" w:cs="Open Sans" w:eastAsia="Open Sans"/>
+          <w:color w:val="000000"/>
+          <w:sz w:val="24"/>
+          <w:szCs w:val="24"/>
+        </w:rPr>
+        <w:t xml:space="preserve"> usa pandas, numpy, matplotlib e paho-mqtt, e segue cinco passos: carregar, agregar por dia, calcular médias móveis, aplicar regras e publicar.</w:t>
+      </w:r>
+    </w:p>
+    <w:p>
+      <w:pPr>
+        <w:spacing w:after="120" w:before="240" w:line="276" w:lineRule="auto"/>
+        <w:ind w:firstLine="0" w:start="0"/>
+        <w:jc w:val="start"/>
+      </w:pPr>
+      <w:r>
+        <w:rPr>
+          <w:rFonts w:ascii="Open Sans" w:hAnsi="Open Sans" w:cs="Open Sans" w:eastAsia="Open Sans"/>
+          <w:b/>
+          <w:bCs/>
+          <w:color w:val="000000"/>
+          <w:sz w:val="26"/>
+          <w:szCs w:val="26"/>
+        </w:rPr>
+        <w:t xml:space="preserve">11.1. Agregação e média móvel</w:t>
+      </w:r>
+    </w:p>
+    <w:p>
+      <w:pPr>
+        <w:spacing w:after="120" w:before="120" w:line="276" w:lineRule="auto"/>
+        <w:ind w:firstLine="0" w:start="0"/>
+        <w:jc w:val="both"/>
+      </w:pPr>
+      <w:r>
+        <w:rPr>
+          <w:rFonts w:ascii="Open Sans" w:hAnsi="Open Sans" w:cs="Open Sans" w:eastAsia="Open Sans"/>
+          <w:color w:val="000000"/>
+          <w:sz w:val="24"/>
+          <w:szCs w:val="24"/>
+        </w:rPr>
+        <w:t xml:space="preserve">As 24 leituras de cada dia viram uma linha, guardando média, máxima e mínima. Guardar as três não é redundância — </w:t>
+      </w:r>
+      <w:r>
+        <w:rPr>
+          <w:rFonts w:ascii="Open Sans" w:hAnsi="Open Sans" w:cs="Open Sans" w:eastAsia="Open Sans"/>
+          <w:b/>
+          <w:bCs/>
+          <w:color w:val="000000"/>
+          <w:sz w:val="24"/>
+          <w:szCs w:val="24"/>
+        </w:rPr>
+        <w:t xml:space="preserve">cada regra olha uma coisa diferente</w:t>
+      </w:r>
+      <w:r>
+        <w:rPr>
+          <w:rFonts w:ascii="Open Sans" w:hAnsi="Open Sans" w:cs="Open Sans" w:eastAsia="Open Sans"/>
+          <w:color w:val="000000"/>
+          <w:sz w:val="24"/>
+          <w:szCs w:val="24"/>
+        </w:rPr>
+        <w:t xml:space="preserve">: a tendência usa a média, que é menos sensível a um pico isolado, enquanto o alerta de seca usa a máxima do dia, que é quando o risco de fato existe.</w:t>
+      </w:r>
+    </w:p>
+    <w:p>
+      <w:pPr>
+        <w:spacing w:after="0" w:before="120" w:line="276" w:lineRule="auto"/>
+        <w:ind w:firstLine="0" w:start="0"/>
+        <w:jc w:val="start"/>
+      </w:pPr>
+      <w:r>
+        <w:rPr>
+          <w:rFonts w:ascii="Open Sans" w:hAnsi="Open Sans" w:cs="Open Sans" w:eastAsia="Open Sans"/>
+          <w:i/>
+          <w:iCs/>
+          <w:color w:val="666666"/>
+          <w:sz w:val="18"/>
+          <w:szCs w:val="18"/>
+        </w:rPr>
+        <w:t xml:space="preserve">python</w:t>
+      </w:r>
+    </w:p>
+    <w:p>
+      <w:pPr>
+        <w:spacing w:after="0" w:before="40" w:line="240" w:lineRule="auto"/>
+        <w:ind w:firstLine="0" w:start="200"/>
+        <w:jc w:val="start"/>
+        <w:shd w:val="clear" w:fill="F5F5F5"/>
+      </w:pPr>
+      <w:r>
+        <w:rPr>
+          <w:rFonts w:ascii="Consolas" w:hAnsi="Consolas" w:cs="Consolas" w:eastAsia="Consolas"/>
+          <w:color w:val="000000"/>
+          <w:sz w:val="19"/>
+          <w:szCs w:val="19"/>
+        </w:rPr>
+        <w:t xml:space="preserve">diario = df.resample("D").agg(</w:t>
+      </w:r>
+    </w:p>
+    <w:p>
+      <w:pPr>
+        <w:spacing w:after="0" w:before="0" w:line="240" w:lineRule="auto"/>
+        <w:ind w:firstLine="0" w:start="200"/>
+        <w:jc w:val="start"/>
+        <w:shd w:val="clear" w:fill="F5F5F5"/>
+      </w:pPr>
+      <w:r>
+        <w:rPr>
+          <w:rFonts w:ascii="Consolas" w:hAnsi="Consolas" w:cs="Consolas" w:eastAsia="Consolas"/>
+          <w:color w:val="000000"/>
+          <w:sz w:val="19"/>
+          <w:szCs w:val="19"/>
+        </w:rPr>
+        <w:t xml:space="preserve">    temp_media=("temperatura", "mean"),</w:t>
+      </w:r>
+    </w:p>
+    <w:p>
+      <w:pPr>
+        <w:spacing w:after="0" w:before="0" w:line="240" w:lineRule="auto"/>
+        <w:ind w:firstLine="0" w:start="200"/>
+        <w:jc w:val="start"/>
+        <w:shd w:val="clear" w:fill="F5F5F5"/>
+      </w:pPr>
+      <w:r>
+        <w:rPr>
+          <w:rFonts w:ascii="Consolas" w:hAnsi="Consolas" w:cs="Consolas" w:eastAsia="Consolas"/>
+          <w:color w:val="000000"/>
+          <w:sz w:val="19"/>
+          <w:szCs w:val="19"/>
+        </w:rPr>
+        <w:t xml:space="preserve">    temp_max=("temperatura", "max"),</w:t>
+      </w:r>
+    </w:p>
+    <w:p>
+      <w:pPr>
+        <w:spacing w:after="0" w:before="0" w:line="240" w:lineRule="auto"/>
+        <w:ind w:firstLine="0" w:start="200"/>
+        <w:jc w:val="start"/>
+        <w:shd w:val="clear" w:fill="F5F5F5"/>
+      </w:pPr>
+      <w:r>
+        <w:rPr>
+          <w:rFonts w:ascii="Consolas" w:hAnsi="Consolas" w:cs="Consolas" w:eastAsia="Consolas"/>
+          <w:color w:val="000000"/>
+          <w:sz w:val="19"/>
+          <w:szCs w:val="19"/>
+        </w:rPr>
+        <w:t xml:space="preserve">    umid_min=("umidade", "min"),</w:t>
+      </w:r>
+    </w:p>
+    <w:p>
+      <w:pPr>
+        <w:spacing w:after="0" w:before="0" w:line="240" w:lineRule="auto"/>
+        <w:ind w:firstLine="0" w:start="200"/>
+        <w:jc w:val="start"/>
+        <w:shd w:val="clear" w:fill="F5F5F5"/>
+      </w:pPr>
+      <w:r>
+        <w:rPr>
+          <w:rFonts w:ascii="Consolas" w:hAnsi="Consolas" w:cs="Consolas" w:eastAsia="Consolas"/>
+          <w:color w:val="000000"/>
+          <w:sz w:val="19"/>
+          <w:szCs w:val="19"/>
+        </w:rPr>
+        <w:t xml:space="preserve">)</w:t>
+      </w:r>
+    </w:p>
+    <w:p>
+      <w:pPr>
+        <w:spacing w:after="0" w:before="0" w:line="240" w:lineRule="auto"/>
+        <w:ind w:firstLine="0" w:start="200"/>
+        <w:jc w:val="start"/>
+        <w:shd w:val="clear" w:fill="F5F5F5"/>
+      </w:pPr>
+      <w:r>
+        <w:rPr>
+          <w:rFonts w:ascii="Consolas" w:hAnsi="Consolas" w:cs="Consolas" w:eastAsia="Consolas"/>
+          <w:color w:val="000000"/>
+          <w:sz w:val="19"/>
+          <w:szCs w:val="19"/>
+        </w:rPr>
+        <w:t xml:space="preserve"> </w:t>
+      </w:r>
+    </w:p>
+    <w:p>
+      <w:pPr>
+        <w:spacing w:after="0" w:before="0" w:line="240" w:lineRule="auto"/>
+        <w:ind w:firstLine="0" w:start="200"/>
+        <w:jc w:val="start"/>
+        <w:shd w:val="clear" w:fill="F5F5F5"/>
+      </w:pPr>
+      <w:r>
+        <w:rPr>
+          <w:rFonts w:ascii="Consolas" w:hAnsi="Consolas" w:cs="Consolas" w:eastAsia="Consolas"/>
+          <w:color w:val="000000"/>
+          <w:sz w:val="19"/>
+          <w:szCs w:val="19"/>
+        </w:rPr>
+        <w:t xml:space="preserve">d["temp_mm"] = d["temp_media"].rolling(JANELA_MEDIA_MOVEL).mean().round(2)</w:t>
+      </w:r>
+    </w:p>
+    <w:p>
+      <w:pPr>
+        <w:spacing w:after="0" w:before="0" w:line="240" w:lineRule="auto"/>
+        <w:ind w:firstLine="0" w:start="200"/>
+        <w:jc w:val="start"/>
+        <w:shd w:val="clear" w:fill="F5F5F5"/>
+      </w:pPr>
+      <w:r>
+        <w:rPr>
+          <w:rFonts w:ascii="Consolas" w:hAnsi="Consolas" w:cs="Consolas" w:eastAsia="Consolas"/>
+          <w:color w:val="000000"/>
+          <w:sz w:val="19"/>
+          <w:szCs w:val="19"/>
+        </w:rPr>
+        <w:t xml:space="preserve">d["variacao"] = d["temp_mm"].diff().round(2)</w:t>
+      </w:r>
+    </w:p>
+    <w:p>
+      <w:pPr>
+        <w:spacing w:after="0" w:before="0" w:line="240" w:lineRule="auto"/>
+        <w:ind w:firstLine="0" w:start="200"/>
+        <w:jc w:val="start"/>
+        <w:shd w:val="clear" w:fill="F5F5F5"/>
+      </w:pPr>
+      <w:r>
+        <w:rPr>
+          <w:rFonts w:ascii="Consolas" w:hAnsi="Consolas" w:cs="Consolas" w:eastAsia="Consolas"/>
+          <w:color w:val="000000"/>
+          <w:sz w:val="19"/>
+          <w:szCs w:val="19"/>
+        </w:rPr>
+        <w:t xml:space="preserve">d["subindo"] = d["variacao"] &gt; 0</w:t>
+      </w:r>
+    </w:p>
+    <w:p>
+      <w:pPr>
+        <w:spacing w:after="0" w:before="0" w:line="240" w:lineRule="auto"/>
+        <w:ind w:firstLine="0" w:start="200"/>
+        <w:jc w:val="start"/>
+        <w:shd w:val="clear" w:fill="F5F5F5"/>
+      </w:pPr>
+      <w:r>
+        <w:rPr>
+          <w:rFonts w:ascii="Consolas" w:hAnsi="Consolas" w:cs="Consolas" w:eastAsia="Consolas"/>
+          <w:color w:val="000000"/>
+          <w:sz w:val="19"/>
+          <w:szCs w:val="19"/>
+        </w:rPr>
+        <w:t xml:space="preserve"> </w:t>
+      </w:r>
+    </w:p>
+    <w:p>
+      <w:pPr>
+        <w:spacing w:after="0" w:before="0" w:line="240" w:lineRule="auto"/>
+        <w:ind w:firstLine="0" w:start="200"/>
+        <w:jc w:val="start"/>
+        <w:shd w:val="clear" w:fill="F5F5F5"/>
+      </w:pPr>
+      <w:r>
+        <w:rPr>
+          <w:rFonts w:ascii="Consolas" w:hAnsi="Consolas" w:cs="Consolas" w:eastAsia="Consolas"/>
+          <w:color w:val="000000"/>
+          <w:sz w:val="19"/>
+          <w:szCs w:val="19"/>
+        </w:rPr>
+        <w:t xml:space="preserve"># Conta a sequencia atual de dias em alta: o cumsum agrupa sequencias</w:t>
+      </w:r>
+    </w:p>
+    <w:p>
+      <w:pPr>
+        <w:spacing w:after="0" w:before="0" w:line="240" w:lineRule="auto"/>
+        <w:ind w:firstLine="0" w:start="200"/>
+        <w:jc w:val="start"/>
+        <w:shd w:val="clear" w:fill="F5F5F5"/>
+      </w:pPr>
+      <w:r>
+        <w:rPr>
+          <w:rFonts w:ascii="Consolas" w:hAnsi="Consolas" w:cs="Consolas" w:eastAsia="Consolas"/>
+          <w:color w:val="000000"/>
+          <w:sz w:val="19"/>
+          <w:szCs w:val="19"/>
+        </w:rPr>
+        <w:t xml:space="preserve"># consecutivas de True e zera a contagem em cada False.</w:t>
+      </w:r>
+    </w:p>
+    <w:p>
+      <w:pPr>
+        <w:spacing w:after="0" w:before="0" w:line="240" w:lineRule="auto"/>
+        <w:ind w:firstLine="0" w:start="200"/>
+        <w:jc w:val="start"/>
+        <w:shd w:val="clear" w:fill="F5F5F5"/>
+      </w:pPr>
+      <w:r>
+        <w:rPr>
+          <w:rFonts w:ascii="Consolas" w:hAnsi="Consolas" w:cs="Consolas" w:eastAsia="Consolas"/>
+          <w:color w:val="000000"/>
+          <w:sz w:val="19"/>
+          <w:szCs w:val="19"/>
+        </w:rPr>
+        <w:t xml:space="preserve">grupo = (~d["subindo"]).cumsum()</w:t>
+      </w:r>
+    </w:p>
+    <w:p>
+      <w:pPr>
+        <w:spacing w:after="120" w:before="0" w:line="240" w:lineRule="auto"/>
+        <w:ind w:firstLine="0" w:start="200"/>
+        <w:jc w:val="start"/>
+        <w:shd w:val="clear" w:fill="F5F5F5"/>
+      </w:pPr>
+      <w:r>
+        <w:rPr>
+          <w:rFonts w:ascii="Consolas" w:hAnsi="Consolas" w:cs="Consolas" w:eastAsia="Consolas"/>
+          <w:color w:val="000000"/>
+          <w:sz w:val="19"/>
+          <w:szCs w:val="19"/>
+        </w:rPr>
+        <w:t xml:space="preserve">d["dias_subindo"] = d.groupby(grupo).cumcount().where(d["subindo"], 0)</w:t>
+      </w:r>
+    </w:p>
+    <w:p>
+      <w:pPr>
+        <w:spacing w:after="120" w:before="120" w:line="276" w:lineRule="auto"/>
+        <w:ind w:firstLine="0" w:start="0"/>
+        <w:jc w:val="both"/>
+      </w:pPr>
+      <w:r>
+        <w:rPr>
+          <w:rFonts w:ascii="Open Sans" w:hAnsi="Open Sans" w:cs="Open Sans" w:eastAsia="Open Sans"/>
+          <w:color w:val="000000"/>
+          <w:sz w:val="24"/>
+          <w:szCs w:val="24"/>
+        </w:rPr>
+        <w:t xml:space="preserve">A média móvel de três dias existe para separar </w:t>
+      </w:r>
+      <w:r>
+        <w:rPr>
+          <w:rFonts w:ascii="Open Sans" w:hAnsi="Open Sans" w:cs="Open Sans" w:eastAsia="Open Sans"/>
+          <w:b/>
+          <w:bCs/>
+          <w:color w:val="000000"/>
+          <w:sz w:val="24"/>
+          <w:szCs w:val="24"/>
+        </w:rPr>
+        <w:t xml:space="preserve">tendência de ruído</w:t>
+      </w:r>
+      <w:r>
+        <w:rPr>
+          <w:rFonts w:ascii="Open Sans" w:hAnsi="Open Sans" w:cs="Open Sans" w:eastAsia="Open Sans"/>
+          <w:color w:val="000000"/>
+          <w:sz w:val="24"/>
+          <w:szCs w:val="24"/>
+        </w:rPr>
+        <w:t xml:space="preserve">. Sem ela, uma tarde quente seguida de uma noite fria produziria alternância constante entre "subindo" e "descendo", e nenhuma sequência se formaria.</w:t>
+      </w:r>
+    </w:p>
+    <w:p>
+      <w:pPr>
+        <w:spacing w:after="120" w:before="240" w:line="276" w:lineRule="auto"/>
+        <w:ind w:firstLine="0" w:start="0"/>
+        <w:jc w:val="start"/>
+      </w:pPr>
+      <w:r>
+        <w:rPr>
+          <w:rFonts w:ascii="Open Sans" w:hAnsi="Open Sans" w:cs="Open Sans" w:eastAsia="Open Sans"/>
+          <w:b/>
+          <w:bCs/>
+          <w:color w:val="000000"/>
+          <w:sz w:val="26"/>
+          <w:szCs w:val="26"/>
+        </w:rPr>
+        <w:t xml:space="preserve">11.2. As duas regras</w:t>
+      </w:r>
+    </w:p>
+    <w:p>
+      <w:pPr>
+        <w:spacing w:after="0" w:before="120" w:line="276" w:lineRule="auto"/>
+        <w:ind w:firstLine="0" w:start="0"/>
+        <w:jc w:val="start"/>
+      </w:pPr>
+      <w:r>
+        <w:rPr>
+          <w:rFonts w:ascii="Open Sans" w:hAnsi="Open Sans" w:cs="Open Sans" w:eastAsia="Open Sans"/>
+          <w:i/>
+          <w:iCs/>
+          <w:color w:val="666666"/>
+          <w:sz w:val="18"/>
+          <w:szCs w:val="18"/>
+        </w:rPr>
+        <w:t xml:space="preserve">python</w:t>
+      </w:r>
+    </w:p>
+    <w:p>
+      <w:pPr>
+        <w:spacing w:after="0" w:before="40" w:line="240" w:lineRule="auto"/>
+        <w:ind w:firstLine="0" w:start="200"/>
+        <w:jc w:val="start"/>
+        <w:shd w:val="clear" w:fill="F5F5F5"/>
+      </w:pPr>
+      <w:r>
+        <w:rPr>
+          <w:rFonts w:ascii="Consolas" w:hAnsi="Consolas" w:cs="Consolas" w:eastAsia="Consolas"/>
+          <w:color w:val="000000"/>
+          <w:sz w:val="19"/>
+          <w:szCs w:val="19"/>
+        </w:rPr>
+        <w:t xml:space="preserve"># Regra 1 - tendencia: dispara no dia em que a sequencia ATINGE o limiar.</w:t>
+      </w:r>
+    </w:p>
+    <w:p>
+      <w:pPr>
+        <w:spacing w:after="0" w:before="0" w:line="240" w:lineRule="auto"/>
+        <w:ind w:firstLine="0" w:start="200"/>
+        <w:jc w:val="start"/>
+        <w:shd w:val="clear" w:fill="F5F5F5"/>
+      </w:pPr>
+      <w:r>
+        <w:rPr>
+          <w:rFonts w:ascii="Consolas" w:hAnsi="Consolas" w:cs="Consolas" w:eastAsia="Consolas"/>
+          <w:color w:val="000000"/>
+          <w:sz w:val="19"/>
+          <w:szCs w:val="19"/>
+        </w:rPr>
+        <w:t xml:space="preserve">if linha["dias_subindo"] == DIAS_SUBIDA_ALERTA:</w:t>
+      </w:r>
+    </w:p>
+    <w:p>
+      <w:pPr>
+        <w:spacing w:after="0" w:before="0" w:line="240" w:lineRule="auto"/>
+        <w:ind w:firstLine="0" w:start="200"/>
+        <w:jc w:val="start"/>
+        <w:shd w:val="clear" w:fill="F5F5F5"/>
+      </w:pPr>
+      <w:r>
+        <w:rPr>
+          <w:rFonts w:ascii="Consolas" w:hAnsi="Consolas" w:cs="Consolas" w:eastAsia="Consolas"/>
+          <w:color w:val="000000"/>
+          <w:sz w:val="19"/>
+          <w:szCs w:val="19"/>
+        </w:rPr>
+        <w:t xml:space="preserve">    alertas.append({"tipo": "superaquecimento", ...})</w:t>
+      </w:r>
+    </w:p>
+    <w:p>
+      <w:pPr>
+        <w:spacing w:after="0" w:before="0" w:line="240" w:lineRule="auto"/>
+        <w:ind w:firstLine="0" w:start="200"/>
+        <w:jc w:val="start"/>
+        <w:shd w:val="clear" w:fill="F5F5F5"/>
+      </w:pPr>
+      <w:r>
+        <w:rPr>
+          <w:rFonts w:ascii="Consolas" w:hAnsi="Consolas" w:cs="Consolas" w:eastAsia="Consolas"/>
+          <w:color w:val="000000"/>
+          <w:sz w:val="19"/>
+          <w:szCs w:val="19"/>
+        </w:rPr>
+        <w:t xml:space="preserve"> </w:t>
+      </w:r>
+    </w:p>
+    <w:p>
+      <w:pPr>
+        <w:spacing w:after="0" w:before="0" w:line="240" w:lineRule="auto"/>
+        <w:ind w:firstLine="0" w:start="200"/>
+        <w:jc w:val="start"/>
+        <w:shd w:val="clear" w:fill="F5F5F5"/>
+      </w:pPr>
+      <w:r>
+        <w:rPr>
+          <w:rFonts w:ascii="Consolas" w:hAnsi="Consolas" w:cs="Consolas" w:eastAsia="Consolas"/>
+          <w:color w:val="000000"/>
+          <w:sz w:val="19"/>
+          <w:szCs w:val="19"/>
+        </w:rPr>
+        <w:t xml:space="preserve"># Regra 2 - estado atual: maxima alta com umidade minima baixa.</w:t>
+      </w:r>
+    </w:p>
+    <w:p>
+      <w:pPr>
+        <w:spacing w:after="0" w:before="0" w:line="240" w:lineRule="auto"/>
+        <w:ind w:firstLine="0" w:start="200"/>
+        <w:jc w:val="start"/>
+        <w:shd w:val="clear" w:fill="F5F5F5"/>
+      </w:pPr>
+      <w:r>
+        <w:rPr>
+          <w:rFonts w:ascii="Consolas" w:hAnsi="Consolas" w:cs="Consolas" w:eastAsia="Consolas"/>
+          <w:color w:val="000000"/>
+          <w:sz w:val="19"/>
+          <w:szCs w:val="19"/>
+        </w:rPr>
+        <w:t xml:space="preserve">if linha["temp_max"] &gt; LIMIAR_TEMP_SECA and linha["umid_min"] &lt; LIMIAR_UMID_SECA:</w:t>
+      </w:r>
+    </w:p>
+    <w:p>
+      <w:pPr>
+        <w:spacing w:after="120" w:before="0" w:line="240" w:lineRule="auto"/>
+        <w:ind w:firstLine="0" w:start="200"/>
+        <w:jc w:val="start"/>
+        <w:shd w:val="clear" w:fill="F5F5F5"/>
+      </w:pPr>
+      <w:r>
+        <w:rPr>
+          <w:rFonts w:ascii="Consolas" w:hAnsi="Consolas" w:cs="Consolas" w:eastAsia="Consolas"/>
+          <w:color w:val="000000"/>
+          <w:sz w:val="19"/>
+          <w:szCs w:val="19"/>
+        </w:rPr>
+        <w:t xml:space="preserve">    alertas.append({"tipo": "seca", ...})</w:t>
+      </w:r>
+    </w:p>
+    <w:p>
+      <w:pPr>
+        <w:spacing w:after="120" w:before="120" w:line="276" w:lineRule="auto"/>
+        <w:ind w:firstLine="0" w:start="0"/>
+        <w:jc w:val="both"/>
+      </w:pPr>
+      <w:r>
+        <w:rPr>
+          <w:rFonts w:ascii="Open Sans" w:hAnsi="Open Sans" w:cs="Open Sans" w:eastAsia="Open Sans"/>
+          <w:color w:val="000000"/>
+          <w:sz w:val="24"/>
+          <w:szCs w:val="24"/>
+        </w:rPr>
+        <w:t xml:space="preserve">A comparação da regra 1 é </w:t>
+      </w:r>
+      <w:r>
+        <w:rPr>
+          <w:rFonts w:ascii="Consolas" w:hAnsi="Consolas" w:cs="Consolas" w:eastAsia="Consolas"/>
+          <w:color w:val="000000"/>
+          <w:shd w:val="clear" w:fill="F2F2F2"/>
+          <w:sz w:val="24"/>
+          <w:szCs w:val="24"/>
+        </w:rPr>
+        <w:t xml:space="preserve">==</w:t>
+      </w:r>
+      <w:r>
+        <w:rPr>
+          <w:rFonts w:ascii="Open Sans" w:hAnsi="Open Sans" w:cs="Open Sans" w:eastAsia="Open Sans"/>
+          <w:color w:val="000000"/>
+          <w:sz w:val="24"/>
+          <w:szCs w:val="24"/>
+        </w:rPr>
+        <w:t xml:space="preserve"> e não </w:t>
+      </w:r>
+      <w:r>
+        <w:rPr>
+          <w:rFonts w:ascii="Consolas" w:hAnsi="Consolas" w:cs="Consolas" w:eastAsia="Consolas"/>
+          <w:color w:val="000000"/>
+          <w:shd w:val="clear" w:fill="F2F2F2"/>
+          <w:sz w:val="24"/>
+          <w:szCs w:val="24"/>
+        </w:rPr>
+        <w:t xml:space="preserve">&gt;=</w:t>
+      </w:r>
+      <w:r>
+        <w:rPr>
+          <w:rFonts w:ascii="Open Sans" w:hAnsi="Open Sans" w:cs="Open Sans" w:eastAsia="Open Sans"/>
+          <w:color w:val="000000"/>
+          <w:sz w:val="24"/>
+          <w:szCs w:val="24"/>
+        </w:rPr>
+        <w:t xml:space="preserve">, e essa escolha resolve um problema real. Com </w:t>
+      </w:r>
+      <w:r>
+        <w:rPr>
+          <w:rFonts w:ascii="Consolas" w:hAnsi="Consolas" w:cs="Consolas" w:eastAsia="Consolas"/>
+          <w:color w:val="000000"/>
+          <w:shd w:val="clear" w:fill="F2F2F2"/>
+          <w:sz w:val="24"/>
+          <w:szCs w:val="24"/>
+        </w:rPr>
+        <w:t xml:space="preserve">&gt;=</w:t>
+      </w:r>
+      <w:r>
+        <w:rPr>
+          <w:rFonts w:ascii="Open Sans" w:hAnsi="Open Sans" w:cs="Open Sans" w:eastAsia="Open Sans"/>
+          <w:color w:val="000000"/>
+          <w:sz w:val="24"/>
+          <w:szCs w:val="24"/>
+        </w:rPr>
+        <w:t xml:space="preserve">, uma alta sustentada de quinze dias geraria treze alertas idênticos, e o operador aprenderia a ignorar o canal — que é exatamente como sistemas de alarme perdem utilidade. Disparando só no dia em que a sequência </w:t>
+      </w:r>
+      <w:r>
+        <w:rPr>
+          <w:rFonts w:ascii="Open Sans" w:hAnsi="Open Sans" w:cs="Open Sans" w:eastAsia="Open Sans"/>
+          <w:b/>
+          <w:bCs/>
+          <w:color w:val="000000"/>
+          <w:sz w:val="24"/>
+          <w:szCs w:val="24"/>
+        </w:rPr>
+        <w:t xml:space="preserve">atinge</w:t>
+      </w:r>
+      <w:r>
+        <w:rPr>
+          <w:rFonts w:ascii="Open Sans" w:hAnsi="Open Sans" w:cs="Open Sans" w:eastAsia="Open Sans"/>
+          <w:color w:val="000000"/>
+          <w:sz w:val="24"/>
+          <w:szCs w:val="24"/>
+        </w:rPr>
+        <w:t xml:space="preserve"> o limiar, cada alerta corresponde a um evento novo.</w:t>
+      </w:r>
+    </w:p>
+    <w:p>
+      <w:pPr>
+        <w:spacing w:after="120" w:before="120" w:line="276" w:lineRule="auto"/>
+        <w:ind w:firstLine="0" w:start="0"/>
+        <w:jc w:val="both"/>
+      </w:pPr>
+      <w:r>
+        <w:rPr>
+          <w:rFonts w:ascii="Open Sans" w:hAnsi="Open Sans" w:cs="Open Sans" w:eastAsia="Open Sans"/>
+          <w:color w:val="000000"/>
+          <w:sz w:val="24"/>
+          <w:szCs w:val="24"/>
+        </w:rPr>
+        <w:t xml:space="preserve">A regra 2 permanece disparando enquanto a condição durar, e isso é correto: cada dia de seca é uma avaliação de risco nova, não a repetição da anterior.</w:t>
+      </w:r>
+    </w:p>
+    <w:p>
+      <w:pPr>
+        <w:spacing w:after="120" w:before="240" w:line="276" w:lineRule="auto"/>
+        <w:ind w:firstLine="0" w:start="0"/>
+        <w:jc w:val="start"/>
+      </w:pPr>
+      <w:r>
+        <w:rPr>
+          <w:rFonts w:ascii="Open Sans" w:hAnsi="Open Sans" w:cs="Open Sans" w:eastAsia="Open Sans"/>
+          <w:b/>
+          <w:bCs/>
+          <w:color w:val="000000"/>
+          <w:sz w:val="26"/>
+          <w:szCs w:val="26"/>
+        </w:rPr>
+        <w:t xml:space="preserve">11.3. Saídas geradas</w:t>
+      </w:r>
+    </w:p>
+    <w:tbl>
+      <w:tblPr>
+        <w:tblW w:w="5000" w:type="pct"/>
+        <w:tblBorders>
+          <w:top w:val="single" w:sz="6" w:space="0" w:color="BFBFBF"/>
+          <w:left w:val="single" w:sz="6" w:space="0" w:color="BFBFBF"/>
+          <w:bottom w:val="single" w:sz="6" w:space="0" w:color="BFBFBF"/>
+          <w:right w:val="single" w:sz="6" w:space="0" w:color="BFBFBF"/>
+          <w:insideH w:val="single" w:sz="6" w:space="0" w:color="BFBFBF"/>
+          <w:insideV w:val="single" w:sz="6" w:space="0" w:color="BFBFBF"/>
+        </w:tblBorders>
+      </w:tblPr>
+      <w:tr>
+        <w:tc>
+          <w:tcPr>
+            <w:tcW w:w="2500" w:type="pct"/>
+            <w:shd w:val="clear" w:fill="EFEFEF"/>
+          </w:tcPr>
+          <w:p>
+            <w:pPr>
+              <w:spacing w:after="40" w:before="40" w:line="276" w:lineRule="auto"/>
+              <w:ind w:firstLine="0" w:start="0"/>
+              <w:jc w:val="start"/>
+            </w:pPr>
+            <w:r>
+              <w:rPr>
+                <w:rFonts w:ascii="Open Sans" w:hAnsi="Open Sans" w:cs="Open Sans" w:eastAsia="Open Sans"/>
+                <w:b/>
+                <w:bCs/>
+                <w:color w:val="000000"/>
+                <w:sz w:val="22"/>
+                <w:szCs w:val="22"/>
+              </w:rPr>
+              <w:t xml:space="preserve">Arquivo</w:t>
+            </w:r>
+          </w:p>
+        </w:tc>
+        <w:tc>
+          <w:tcPr>
+            <w:tcW w:w="2500" w:type="pct"/>
+            <w:shd w:val="clear" w:fill="EFEFEF"/>
+          </w:tcPr>
+          <w:p>
+            <w:pPr>
+              <w:spacing w:after="40" w:before="40" w:line="276" w:lineRule="auto"/>
+              <w:ind w:firstLine="0" w:start="0"/>
+              <w:jc w:val="start"/>
+            </w:pPr>
+            <w:r>
+              <w:rPr>
+                <w:rFonts w:ascii="Open Sans" w:hAnsi="Open Sans" w:cs="Open Sans" w:eastAsia="Open Sans"/>
+                <w:b/>
+                <w:bCs/>
+                <w:color w:val="000000"/>
+                <w:sz w:val="22"/>
+                <w:szCs w:val="22"/>
+              </w:rPr>
+              <w:t xml:space="preserve">Conteúdo</w:t>
+            </w:r>
+          </w:p>
+        </w:tc>
+      </w:tr>
+      <w:tr>
+        <w:tc>
+          <w:tcPr>
+            <w:tcW w:w="2500" w:type="pct"/>
+          </w:tcPr>
+          <w:p>
+            <w:pPr>
+              <w:spacing w:after="40" w:before="40" w:line="276" w:lineRule="auto"/>
+              <w:ind w:firstLine="0" w:start="0"/>
+              <w:jc w:val="start"/>
+            </w:pPr>
+            <w:r>
+              <w:rPr>
+                <w:rFonts w:ascii="Consolas" w:hAnsi="Consolas" w:cs="Consolas" w:eastAsia="Consolas"/>
+                <w:color w:val="000000"/>
+                <w:shd w:val="clear" w:fill="F2F2F2"/>
+                <w:sz w:val="22"/>
+                <w:szCs w:val="22"/>
+              </w:rPr>
+              <w:t xml:space="preserve">saida/tendencias.png</w:t>
+            </w:r>
+          </w:p>
+        </w:tc>
+        <w:tc>
+          <w:tcPr>
+            <w:tcW w:w="2500" w:type="pct"/>
+          </w:tcPr>
+          <w:p>
+            <w:pPr>
+              <w:spacing w:after="40" w:before="40" w:line="276" w:lineRule="auto"/>
+              <w:ind w:firstLine="0" w:start="0"/>
+              <w:jc w:val="start"/>
+            </w:pPr>
+            <w:r>
+              <w:rPr>
+                <w:rFonts w:ascii="Open Sans" w:hAnsi="Open Sans" w:cs="Open Sans" w:eastAsia="Open Sans"/>
+                <w:color w:val="000000"/>
+                <w:sz w:val="22"/>
+                <w:szCs w:val="22"/>
+              </w:rPr>
+              <w:t xml:space="preserve">Dois gráficos: temperatura e umidade, com médias móveis, limiares e marcação dos dias de alerta</w:t>
+            </w:r>
+          </w:p>
+        </w:tc>
+      </w:tr>
+      <w:tr>
+        <w:tc>
+          <w:tcPr>
+            <w:tcW w:w="2500" w:type="pct"/>
+          </w:tcPr>
+          <w:p>
+            <w:pPr>
+              <w:spacing w:after="40" w:before="40" w:line="276" w:lineRule="auto"/>
+              <w:ind w:firstLine="0" w:start="0"/>
+              <w:jc w:val="start"/>
+            </w:pPr>
+            <w:r>
+              <w:rPr>
+                <w:rFonts w:ascii="Consolas" w:hAnsi="Consolas" w:cs="Consolas" w:eastAsia="Consolas"/>
+                <w:color w:val="000000"/>
+                <w:shd w:val="clear" w:fill="F2F2F2"/>
+                <w:sz w:val="22"/>
+                <w:szCs w:val="22"/>
+              </w:rPr>
+              <w:t xml:space="preserve">saida/alertas.json</w:t>
+            </w:r>
+          </w:p>
+        </w:tc>
+        <w:tc>
+          <w:tcPr>
+            <w:tcW w:w="2500" w:type="pct"/>
+          </w:tcPr>
+          <w:p>
+            <w:pPr>
+              <w:spacing w:after="40" w:before="40" w:line="276" w:lineRule="auto"/>
+              <w:ind w:firstLine="0" w:start="0"/>
+              <w:jc w:val="start"/>
+            </w:pPr>
+            <w:r>
+              <w:rPr>
+                <w:rFonts w:ascii="Open Sans" w:hAnsi="Open Sans" w:cs="Open Sans" w:eastAsia="Open Sans"/>
+                <w:color w:val="000000"/>
+                <w:sz w:val="22"/>
+                <w:szCs w:val="22"/>
+              </w:rPr>
+              <w:t xml:space="preserve">Alertas com data, tipo, severidade, motivo e os valores que dispararam a regra</w:t>
+            </w:r>
+          </w:p>
+        </w:tc>
+      </w:tr>
+      <w:tr>
+        <w:tc>
+          <w:tcPr>
+            <w:tcW w:w="2500" w:type="pct"/>
+          </w:tcPr>
+          <w:p>
+            <w:pPr>
+              <w:spacing w:after="40" w:before="40" w:line="276" w:lineRule="auto"/>
+              <w:ind w:firstLine="0" w:start="0"/>
+              <w:jc w:val="start"/>
+            </w:pPr>
+            <w:r>
+              <w:rPr>
+                <w:rFonts w:ascii="Consolas" w:hAnsi="Consolas" w:cs="Consolas" w:eastAsia="Consolas"/>
+                <w:color w:val="000000"/>
+                <w:shd w:val="clear" w:fill="F2F2F2"/>
+                <w:sz w:val="22"/>
+                <w:szCs w:val="22"/>
+              </w:rPr>
+              <w:t xml:space="preserve">saida/serie_diaria.json</w:t>
+            </w:r>
+          </w:p>
+        </w:tc>
+        <w:tc>
+          <w:tcPr>
+            <w:tcW w:w="2500" w:type="pct"/>
+          </w:tcPr>
+          <w:p>
+            <w:pPr>
+              <w:spacing w:after="40" w:before="40" w:line="276" w:lineRule="auto"/>
+              <w:ind w:firstLine="0" w:start="0"/>
+              <w:jc w:val="start"/>
+            </w:pPr>
+            <w:r>
+              <w:rPr>
+                <w:rFonts w:ascii="Open Sans" w:hAnsi="Open Sans" w:cs="Open Sans" w:eastAsia="Open Sans"/>
+                <w:color w:val="000000"/>
+                <w:sz w:val="22"/>
+                <w:szCs w:val="22"/>
+              </w:rPr>
+              <w:t xml:space="preserve">Série diária completa, para conferência</w:t>
+            </w:r>
+          </w:p>
+        </w:tc>
+      </w:tr>
+    </w:tbl>
+    <w:p>
+      <w:pPr>
+        <w:spacing w:after="0" w:before="0" w:line="276" w:lineRule="auto"/>
+        <w:ind w:firstLine="0" w:start="0"/>
+        <w:jc w:val="start"/>
+      </w:pPr>
+    </w:p>
+    <w:p>
+      <w:pPr>
+        <w:spacing w:after="120" w:before="240" w:line="276" w:lineRule="auto"/>
+        <w:ind w:firstLine="0" w:start="0"/>
+        <w:jc w:val="start"/>
+      </w:pPr>
+      <w:r>
+        <w:rPr>
+          <w:rFonts w:ascii="Open Sans" w:hAnsi="Open Sans" w:cs="Open Sans" w:eastAsia="Open Sans"/>
+          <w:b/>
+          <w:bCs/>
+          <w:color w:val="000000"/>
+          <w:sz w:val="30"/>
+          <w:szCs w:val="30"/>
+        </w:rPr>
+        <w:t xml:space="preserve">12. Publicação e recepção por MQTT</w:t>
+      </w:r>
+    </w:p>
+    <w:p>
+      <w:pPr>
+        <w:spacing w:after="40" w:before="160" w:line="276" w:lineRule="auto"/>
+        <w:ind w:firstLine="0" w:start="0"/>
+        <w:jc w:val="center"/>
+      </w:pPr>
+      <w:r>
+        <w:drawing>
+          <wp:inline>
+            <wp:extent cx="5400000" cy="953179"/>
+            <wp:docPr id="101" name="Imagem 101" descr="Figura 3 — Da análise histórica ao atuador, via broker"/>
+            <wp:cNvGraphicFramePr>
+              <a:graphicFrameLocks noChangeAspect="true"/>
+            </wp:cNvGraphicFramePr>
+            <a:graphic>
+              <a:graphicData uri="http://schemas.openxmlformats.org/drawingml/2006/picture">
+                <pic:pic xmlns:pic="http://schemas.openxmlformats.org/drawingml/2006/picture">
+                  <pic:nvPicPr>
+                    <pic:cNvPr id="101" name="Imagem 101"/>
+                    <pic:cNvPicPr/>
+                  </pic:nvPicPr>
+                  <pic:blipFill>
+                    <a:blip r:embed="rIdImg901"/>
+                    <a:stretch>
+                      <a:fillRect/>
+                    </a:stretch>
+                  </pic:blipFill>
+                  <pic:spPr>
+                    <a:xfrm>
+                      <a:off x="0" y="0"/>
+                      <a:ext cx="5400000" cy="953179"/>
+                    </a:xfrm>
+                    <a:prstGeom prst="rect">
+                      <a:avLst/>
+                    </a:prstGeom>
+                  </pic:spPr>
+                </pic:pic>
+              </a:graphicData>
+            </a:graphic>
+          </wp:inline>
+        </w:drawing>
+      </w:r>
+    </w:p>
+    <w:p>
+      <w:pPr>
+        <w:spacing w:after="160" w:before="0" w:line="276" w:lineRule="auto"/>
+        <w:ind w:firstLine="0" w:start="0"/>
+        <w:jc w:val="center"/>
+      </w:pPr>
+      <w:r>
+        <w:rPr>
+          <w:rFonts w:ascii="Open Sans" w:hAnsi="Open Sans" w:cs="Open Sans" w:eastAsia="Open Sans"/>
+          <w:i/>
+          <w:iCs/>
+          <w:color w:val="555555"/>
+          <w:sz w:val="19"/>
+          <w:szCs w:val="19"/>
+        </w:rPr>
+        <w:t xml:space="preserve">Figura 3 — Da análise histórica ao atuador, via broker</w:t>
+      </w:r>
+    </w:p>
+    <w:p>
+      <w:pPr>
+        <w:spacing w:after="120" w:before="120" w:line="276" w:lineRule="auto"/>
+        <w:ind w:firstLine="0" w:start="0"/>
+        <w:jc w:val="both"/>
+      </w:pPr>
+      <w:r>
+        <w:rPr>
+          <w:rFonts w:ascii="Open Sans" w:hAnsi="Open Sans" w:cs="Open Sans" w:eastAsia="Open Sans"/>
+          <w:color w:val="000000"/>
+          <w:sz w:val="24"/>
+          <w:szCs w:val="24"/>
+        </w:rPr>
+        <w:t xml:space="preserve">O publicador é o script Python; o assinante é um segundo ESP32, em </w:t>
+      </w:r>
+      <w:r>
+        <w:rPr>
+          <w:rFonts w:ascii="Consolas" w:hAnsi="Consolas" w:cs="Consolas" w:eastAsia="Consolas"/>
+          <w:color w:val="000000"/>
+          <w:shd w:val="clear" w:fill="F2F2F2"/>
+          <w:sz w:val="24"/>
+          <w:szCs w:val="24"/>
+        </w:rPr>
+        <w:t xml:space="preserve">analise/esp32_assinante/</w:t>
+      </w:r>
+      <w:r>
+        <w:rPr>
+          <w:rFonts w:ascii="Open Sans" w:hAnsi="Open Sans" w:cs="Open Sans" w:eastAsia="Open Sans"/>
+          <w:color w:val="000000"/>
+          <w:sz w:val="24"/>
+          <w:szCs w:val="24"/>
+        </w:rPr>
+        <w:t xml:space="preserve">, que reage ao tipo de alerta: </w:t>
+      </w:r>
+      <w:r>
+        <w:rPr>
+          <w:rFonts w:ascii="Open Sans" w:hAnsi="Open Sans" w:cs="Open Sans" w:eastAsia="Open Sans"/>
+          <w:b/>
+          <w:bCs/>
+          <w:color w:val="000000"/>
+          <w:sz w:val="24"/>
+          <w:szCs w:val="24"/>
+        </w:rPr>
+        <w:t xml:space="preserve">seca</w:t>
+      </w:r>
+      <w:r>
+        <w:rPr>
+          <w:rFonts w:ascii="Open Sans" w:hAnsi="Open Sans" w:cs="Open Sans" w:eastAsia="Open Sans"/>
+          <w:color w:val="000000"/>
+          <w:sz w:val="24"/>
+          <w:szCs w:val="24"/>
+        </w:rPr>
+        <w:t xml:space="preserve"> acende o LED vermelho e aciona o buzzer, </w:t>
+      </w:r>
+      <w:r>
+        <w:rPr>
+          <w:rFonts w:ascii="Open Sans" w:hAnsi="Open Sans" w:cs="Open Sans" w:eastAsia="Open Sans"/>
+          <w:b/>
+          <w:bCs/>
+          <w:color w:val="000000"/>
+          <w:sz w:val="24"/>
+          <w:szCs w:val="24"/>
+        </w:rPr>
+        <w:t xml:space="preserve">superaquecimento</w:t>
+      </w:r>
+      <w:r>
+        <w:rPr>
+          <w:rFonts w:ascii="Open Sans" w:hAnsi="Open Sans" w:cs="Open Sans" w:eastAsia="Open Sans"/>
+          <w:color w:val="000000"/>
+          <w:sz w:val="24"/>
+          <w:szCs w:val="24"/>
+        </w:rPr>
+        <w:t xml:space="preserve"> faz o LED amarelo piscar, e a ausência de alerta mantém o verde aceso indicando que o sistema está vivo.</w:t>
+      </w:r>
+    </w:p>
+    <w:p>
+      <w:pPr>
+        <w:spacing w:after="120" w:before="120" w:line="276" w:lineRule="auto"/>
+        <w:ind w:firstLine="0" w:start="0"/>
+        <w:jc w:val="both"/>
+      </w:pPr>
+      <w:r>
+        <w:rPr>
+          <w:rFonts w:ascii="Open Sans" w:hAnsi="Open Sans" w:cs="Open Sans" w:eastAsia="Open Sans"/>
+          <w:color w:val="000000"/>
+          <w:sz w:val="24"/>
+          <w:szCs w:val="24"/>
+        </w:rPr>
+        <w:t xml:space="preserve">Dois detalhes do assinante merecem registro, porque são as armadilhas mais comuns:</w:t>
+      </w:r>
+    </w:p>
+    <w:p>
+      <w:pPr>
+        <w:spacing w:after="0" w:before="120" w:line="276" w:lineRule="auto"/>
+        <w:ind w:firstLine="0" w:start="0"/>
+        <w:jc w:val="start"/>
+      </w:pPr>
+      <w:r>
+        <w:rPr>
+          <w:rFonts w:ascii="Open Sans" w:hAnsi="Open Sans" w:cs="Open Sans" w:eastAsia="Open Sans"/>
+          <w:i/>
+          <w:iCs/>
+          <w:color w:val="666666"/>
+          <w:sz w:val="18"/>
+          <w:szCs w:val="18"/>
+        </w:rPr>
+        <w:t xml:space="preserve">cpp</w:t>
+      </w:r>
+    </w:p>
+    <w:p>
+      <w:pPr>
+        <w:spacing w:after="0" w:before="40" w:line="240" w:lineRule="auto"/>
+        <w:ind w:firstLine="0" w:start="200"/>
+        <w:jc w:val="start"/>
+        <w:shd w:val="clear" w:fill="F5F5F5"/>
+      </w:pPr>
+      <w:r>
+        <w:rPr>
+          <w:rFonts w:ascii="Consolas" w:hAnsi="Consolas" w:cs="Consolas" w:eastAsia="Consolas"/>
+          <w:color w:val="000000"/>
+          <w:sz w:val="19"/>
+          <w:szCs w:val="19"/>
+        </w:rPr>
+        <w:t xml:space="preserve">// O payload nao vem terminado em nulo. Tratar como string direto le lixo</w:t>
+      </w:r>
+    </w:p>
+    <w:p>
+      <w:pPr>
+        <w:spacing w:after="0" w:before="0" w:line="240" w:lineRule="auto"/>
+        <w:ind w:firstLine="0" w:start="200"/>
+        <w:jc w:val="start"/>
+        <w:shd w:val="clear" w:fill="F5F5F5"/>
+      </w:pPr>
+      <w:r>
+        <w:rPr>
+          <w:rFonts w:ascii="Consolas" w:hAnsi="Consolas" w:cs="Consolas" w:eastAsia="Consolas"/>
+          <w:color w:val="000000"/>
+          <w:sz w:val="19"/>
+          <w:szCs w:val="19"/>
+        </w:rPr>
+        <w:t xml:space="preserve">// de memoria depois do fim da mensagem.</w:t>
+      </w:r>
+    </w:p>
+    <w:p>
+      <w:pPr>
+        <w:spacing w:after="0" w:before="0" w:line="240" w:lineRule="auto"/>
+        <w:ind w:firstLine="0" w:start="200"/>
+        <w:jc w:val="start"/>
+        <w:shd w:val="clear" w:fill="F5F5F5"/>
+      </w:pPr>
+      <w:r>
+        <w:rPr>
+          <w:rFonts w:ascii="Consolas" w:hAnsi="Consolas" w:cs="Consolas" w:eastAsia="Consolas"/>
+          <w:color w:val="000000"/>
+          <w:sz w:val="19"/>
+          <w:szCs w:val="19"/>
+        </w:rPr>
+        <w:t xml:space="preserve">String texto;</w:t>
+      </w:r>
+    </w:p>
+    <w:p>
+      <w:pPr>
+        <w:spacing w:after="0" w:before="0" w:line="240" w:lineRule="auto"/>
+        <w:ind w:firstLine="0" w:start="200"/>
+        <w:jc w:val="start"/>
+        <w:shd w:val="clear" w:fill="F5F5F5"/>
+      </w:pPr>
+      <w:r>
+        <w:rPr>
+          <w:rFonts w:ascii="Consolas" w:hAnsi="Consolas" w:cs="Consolas" w:eastAsia="Consolas"/>
+          <w:color w:val="000000"/>
+          <w:sz w:val="19"/>
+          <w:szCs w:val="19"/>
+        </w:rPr>
+        <w:t xml:space="preserve">texto.reserve(tamanho);</w:t>
+      </w:r>
+    </w:p>
+    <w:p>
+      <w:pPr>
+        <w:spacing w:after="120" w:before="0" w:line="240" w:lineRule="auto"/>
+        <w:ind w:firstLine="0" w:start="200"/>
+        <w:jc w:val="start"/>
+        <w:shd w:val="clear" w:fill="F5F5F5"/>
+      </w:pPr>
+      <w:r>
+        <w:rPr>
+          <w:rFonts w:ascii="Consolas" w:hAnsi="Consolas" w:cs="Consolas" w:eastAsia="Consolas"/>
+          <w:color w:val="000000"/>
+          <w:sz w:val="19"/>
+          <w:szCs w:val="19"/>
+        </w:rPr>
+        <w:t xml:space="preserve">for (unsigned int i = 0; i &lt; tamanho; i++) texto += (char)payload[i];</w:t>
+      </w:r>
+    </w:p>
+    <w:p>
+      <w:pPr>
+        <w:spacing w:after="0" w:before="120" w:line="276" w:lineRule="auto"/>
+        <w:ind w:firstLine="0" w:start="0"/>
+        <w:jc w:val="start"/>
+      </w:pPr>
+      <w:r>
+        <w:rPr>
+          <w:rFonts w:ascii="Open Sans" w:hAnsi="Open Sans" w:cs="Open Sans" w:eastAsia="Open Sans"/>
+          <w:i/>
+          <w:iCs/>
+          <w:color w:val="666666"/>
+          <w:sz w:val="18"/>
+          <w:szCs w:val="18"/>
+        </w:rPr>
+        <w:t xml:space="preserve">cpp</w:t>
+      </w:r>
+    </w:p>
+    <w:p>
+      <w:pPr>
+        <w:spacing w:after="120" w:before="40" w:line="240" w:lineRule="auto"/>
+        <w:ind w:firstLine="0" w:start="200"/>
+        <w:jc w:val="start"/>
+        <w:shd w:val="clear" w:fill="F5F5F5"/>
+      </w:pPr>
+      <w:r>
+        <w:rPr>
+          <w:rFonts w:ascii="Consolas" w:hAnsi="Consolas" w:cs="Consolas" w:eastAsia="Consolas"/>
+          <w:color w:val="000000"/>
+          <w:sz w:val="19"/>
+          <w:szCs w:val="19"/>
+        </w:rPr>
+        <w:t xml:space="preserve">mqtt.setBufferSize(1024);  // o padrao do PubSubClient e 256 bytes</w:t>
+      </w:r>
+    </w:p>
+    <w:p>
+      <w:pPr>
+        <w:spacing w:after="120" w:before="120" w:line="276" w:lineRule="auto"/>
+        <w:ind w:firstLine="0" w:start="0"/>
+        <w:jc w:val="both"/>
+      </w:pPr>
+      <w:r>
+        <w:rPr>
+          <w:rFonts w:ascii="Open Sans" w:hAnsi="Open Sans" w:cs="Open Sans" w:eastAsia="Open Sans"/>
+          <w:color w:val="000000"/>
+          <w:sz w:val="24"/>
+          <w:szCs w:val="24"/>
+        </w:rPr>
+        <w:t xml:space="preserve">O buffer padrão de 256 bytes descarta silenciosamente mensagens maiores — o alerta simplesmente não chega, sem erro nenhum no log. Como o payload de alerta passa disso, o ajuste é obrigatório.</w:t>
+      </w:r>
+    </w:p>
+    <w:p>
+      <w:pPr>
+        <w:spacing w:after="120" w:before="120" w:line="276" w:lineRule="auto"/>
+        <w:ind w:firstLine="0" w:start="0"/>
+        <w:jc w:val="both"/>
+      </w:pPr>
+      <w:r>
+        <w:rPr>
+          <w:rFonts w:ascii="Open Sans" w:hAnsi="Open Sans" w:cs="Open Sans" w:eastAsia="Open Sans"/>
+          <w:color w:val="000000"/>
+          <w:sz w:val="24"/>
+          <w:szCs w:val="24"/>
+        </w:rPr>
+        <w:t xml:space="preserve">O </w:t>
+      </w:r>
+      <w:r>
+        <w:rPr>
+          <w:rFonts w:ascii="Consolas" w:hAnsi="Consolas" w:cs="Consolas" w:eastAsia="Consolas"/>
+          <w:color w:val="000000"/>
+          <w:shd w:val="clear" w:fill="F2F2F2"/>
+          <w:sz w:val="24"/>
+          <w:szCs w:val="24"/>
+        </w:rPr>
+        <w:t xml:space="preserve">loop()</w:t>
+      </w:r>
+      <w:r>
+        <w:rPr>
+          <w:rFonts w:ascii="Open Sans" w:hAnsi="Open Sans" w:cs="Open Sans" w:eastAsia="Open Sans"/>
+          <w:color w:val="000000"/>
+          <w:sz w:val="24"/>
+          <w:szCs w:val="24"/>
+        </w:rPr>
+        <w:t xml:space="preserve"> também não usa </w:t>
+      </w:r>
+      <w:r>
+        <w:rPr>
+          <w:rFonts w:ascii="Consolas" w:hAnsi="Consolas" w:cs="Consolas" w:eastAsia="Consolas"/>
+          <w:color w:val="000000"/>
+          <w:shd w:val="clear" w:fill="F2F2F2"/>
+          <w:sz w:val="24"/>
+          <w:szCs w:val="24"/>
+        </w:rPr>
+        <w:t xml:space="preserve">delay()</w:t>
+      </w:r>
+      <w:r>
+        <w:rPr>
+          <w:rFonts w:ascii="Open Sans" w:hAnsi="Open Sans" w:cs="Open Sans" w:eastAsia="Open Sans"/>
+          <w:color w:val="000000"/>
+          <w:sz w:val="24"/>
+          <w:szCs w:val="24"/>
+        </w:rPr>
+        <w:t xml:space="preserve"> para piscar o LED amarelo: </w:t>
+      </w:r>
+      <w:r>
+        <w:rPr>
+          <w:rFonts w:ascii="Consolas" w:hAnsi="Consolas" w:cs="Consolas" w:eastAsia="Consolas"/>
+          <w:color w:val="000000"/>
+          <w:shd w:val="clear" w:fill="F2F2F2"/>
+          <w:sz w:val="24"/>
+          <w:szCs w:val="24"/>
+        </w:rPr>
+        <w:t xml:space="preserve">mqtt.loop()</w:t>
+      </w:r>
+      <w:r>
+        <w:rPr>
+          <w:rFonts w:ascii="Open Sans" w:hAnsi="Open Sans" w:cs="Open Sans" w:eastAsia="Open Sans"/>
+          <w:color w:val="000000"/>
+          <w:sz w:val="24"/>
+          <w:szCs w:val="24"/>
+        </w:rPr>
+        <w:t xml:space="preserve"> precisa rodar com frequência para processar a fila de entrada, e um </w:t>
+      </w:r>
+      <w:r>
+        <w:rPr>
+          <w:rFonts w:ascii="Consolas" w:hAnsi="Consolas" w:cs="Consolas" w:eastAsia="Consolas"/>
+          <w:color w:val="000000"/>
+          <w:shd w:val="clear" w:fill="F2F2F2"/>
+          <w:sz w:val="24"/>
+          <w:szCs w:val="24"/>
+        </w:rPr>
+        <w:t xml:space="preserve">delay()</w:t>
+      </w:r>
+      <w:r>
+        <w:rPr>
+          <w:rFonts w:ascii="Open Sans" w:hAnsi="Open Sans" w:cs="Open Sans" w:eastAsia="Open Sans"/>
+          <w:color w:val="000000"/>
+          <w:sz w:val="24"/>
+          <w:szCs w:val="24"/>
+        </w:rPr>
+        <w:t xml:space="preserve"> de meio segundo derrubaria a conexão.</w:t>
+      </w:r>
+    </w:p>
+    <w:p>
+      <w:pPr>
+        <w:spacing w:after="120" w:before="240" w:line="276" w:lineRule="auto"/>
+        <w:ind w:firstLine="0" w:start="0"/>
+        <w:jc w:val="start"/>
+      </w:pPr>
+      <w:r>
+        <w:rPr>
+          <w:rFonts w:ascii="Open Sans" w:hAnsi="Open Sans" w:cs="Open Sans" w:eastAsia="Open Sans"/>
+          <w:b/>
+          <w:bCs/>
+          <w:color w:val="000000"/>
+          <w:sz w:val="30"/>
+          <w:szCs w:val="30"/>
+        </w:rPr>
+        <w:t xml:space="preserve">13. Segurança na comunicação MQTT</w:t>
+      </w:r>
+    </w:p>
+    <w:p>
+      <w:pPr>
+        <w:spacing w:after="120" w:before="120" w:line="276" w:lineRule="auto"/>
+        <w:ind w:firstLine="0" w:start="0"/>
+        <w:jc w:val="both"/>
+      </w:pPr>
+      <w:r>
+        <w:rPr>
+          <w:rFonts w:ascii="Open Sans" w:hAnsi="Open Sans" w:cs="Open Sans" w:eastAsia="Open Sans"/>
+          <w:color w:val="000000"/>
+          <w:sz w:val="24"/>
+          <w:szCs w:val="24"/>
+        </w:rPr>
+        <w:t xml:space="preserve">O broker público </w:t>
+      </w:r>
+      <w:r>
+        <w:rPr>
+          <w:rFonts w:ascii="Consolas" w:hAnsi="Consolas" w:cs="Consolas" w:eastAsia="Consolas"/>
+          <w:color w:val="000000"/>
+          <w:shd w:val="clear" w:fill="F2F2F2"/>
+          <w:sz w:val="24"/>
+          <w:szCs w:val="24"/>
+        </w:rPr>
+        <w:t xml:space="preserve">test.mosquitto.org</w:t>
+      </w:r>
+      <w:r>
+        <w:rPr>
+          <w:rFonts w:ascii="Open Sans" w:hAnsi="Open Sans" w:cs="Open Sans" w:eastAsia="Open Sans"/>
+          <w:color w:val="000000"/>
+          <w:sz w:val="24"/>
+          <w:szCs w:val="24"/>
+        </w:rPr>
+        <w:t xml:space="preserve"> foi usado por conveniência de laboratório, e é preciso dizer com clareza o que isso significa: </w:t>
+      </w:r>
+      <w:r>
+        <w:rPr>
+          <w:rFonts w:ascii="Open Sans" w:hAnsi="Open Sans" w:cs="Open Sans" w:eastAsia="Open Sans"/>
+          <w:b/>
+          <w:bCs/>
+          <w:color w:val="000000"/>
+          <w:sz w:val="24"/>
+          <w:szCs w:val="24"/>
+        </w:rPr>
+        <w:t xml:space="preserve">qualquer pessoa no mundo pode assinar `/iot/alertas` e ler tudo, ou publicar alertas falsos</w:t>
+      </w:r>
+      <w:r>
+        <w:rPr>
+          <w:rFonts w:ascii="Open Sans" w:hAnsi="Open Sans" w:cs="Open Sans" w:eastAsia="Open Sans"/>
+          <w:color w:val="000000"/>
+          <w:sz w:val="24"/>
+          <w:szCs w:val="24"/>
+        </w:rPr>
+        <w:t xml:space="preserve">. Não há autenticação, não há criptografia e o tópico é global. Para um exercício, tudo bem; para qualquer uso real, não.</w:t>
+      </w:r>
+    </w:p>
+    <w:p>
+      <w:pPr>
+        <w:spacing w:after="120" w:before="240" w:line="276" w:lineRule="auto"/>
+        <w:ind w:firstLine="0" w:start="0"/>
+        <w:jc w:val="start"/>
+      </w:pPr>
+      <w:r>
+        <w:rPr>
+          <w:rFonts w:ascii="Open Sans" w:hAnsi="Open Sans" w:cs="Open Sans" w:eastAsia="Open Sans"/>
+          <w:b/>
+          <w:bCs/>
+          <w:color w:val="000000"/>
+          <w:sz w:val="26"/>
+          <w:szCs w:val="26"/>
+        </w:rPr>
+        <w:t xml:space="preserve">13.1. Autenticação</w:t>
+      </w:r>
+    </w:p>
+    <w:p>
+      <w:pPr>
+        <w:spacing w:after="120" w:before="120" w:line="276" w:lineRule="auto"/>
+        <w:ind w:firstLine="0" w:start="0"/>
+        <w:jc w:val="both"/>
+      </w:pPr>
+      <w:r>
+        <w:rPr>
+          <w:rFonts w:ascii="Open Sans" w:hAnsi="Open Sans" w:cs="Open Sans" w:eastAsia="Open Sans"/>
+          <w:color w:val="000000"/>
+          <w:sz w:val="24"/>
+          <w:szCs w:val="24"/>
+        </w:rPr>
+        <w:t xml:space="preserve">O primeiro passo é sair do acesso anônimo. Usuário e senha por dispositivo são o mínimo:</w:t>
+      </w:r>
+    </w:p>
+    <w:p>
+      <w:pPr>
+        <w:spacing w:after="0" w:before="120" w:line="276" w:lineRule="auto"/>
+        <w:ind w:firstLine="0" w:start="0"/>
+        <w:jc w:val="start"/>
+      </w:pPr>
+      <w:r>
+        <w:rPr>
+          <w:rFonts w:ascii="Open Sans" w:hAnsi="Open Sans" w:cs="Open Sans" w:eastAsia="Open Sans"/>
+          <w:i/>
+          <w:iCs/>
+          <w:color w:val="666666"/>
+          <w:sz w:val="18"/>
+          <w:szCs w:val="18"/>
+        </w:rPr>
+        <w:t xml:space="preserve">cpp</w:t>
+      </w:r>
+    </w:p>
+    <w:p>
+      <w:pPr>
+        <w:spacing w:after="120" w:before="40" w:line="240" w:lineRule="auto"/>
+        <w:ind w:firstLine="0" w:start="200"/>
+        <w:jc w:val="start"/>
+        <w:shd w:val="clear" w:fill="F5F5F5"/>
+      </w:pPr>
+      <w:r>
+        <w:rPr>
+          <w:rFonts w:ascii="Consolas" w:hAnsi="Consolas" w:cs="Consolas" w:eastAsia="Consolas"/>
+          <w:color w:val="000000"/>
+          <w:sz w:val="19"/>
+          <w:szCs w:val="19"/>
+        </w:rPr>
+        <w:t xml:space="preserve">mqtt.connect(id.c_str(), MQTT_USUARIO, MQTT_SENHA);</w:t>
+      </w:r>
+    </w:p>
+    <w:p>
+      <w:pPr>
+        <w:spacing w:after="120" w:before="120" w:line="276" w:lineRule="auto"/>
+        <w:ind w:firstLine="0" w:start="0"/>
+        <w:jc w:val="both"/>
+      </w:pPr>
+      <w:r>
+        <w:rPr>
+          <w:rFonts w:ascii="Open Sans" w:hAnsi="Open Sans" w:cs="Open Sans" w:eastAsia="Open Sans"/>
+          <w:color w:val="000000"/>
+          <w:sz w:val="24"/>
+          <w:szCs w:val="24"/>
+        </w:rPr>
+        <w:t xml:space="preserve">A forma robusta é </w:t>
+      </w:r>
+      <w:r>
+        <w:rPr>
+          <w:rFonts w:ascii="Open Sans" w:hAnsi="Open Sans" w:cs="Open Sans" w:eastAsia="Open Sans"/>
+          <w:b/>
+          <w:bCs/>
+          <w:color w:val="000000"/>
+          <w:sz w:val="24"/>
+          <w:szCs w:val="24"/>
+        </w:rPr>
+        <w:t xml:space="preserve">certificado por dispositivo (mTLS)</w:t>
+      </w:r>
+      <w:r>
+        <w:rPr>
+          <w:rFonts w:ascii="Open Sans" w:hAnsi="Open Sans" w:cs="Open Sans" w:eastAsia="Open Sans"/>
+          <w:color w:val="000000"/>
+          <w:sz w:val="24"/>
+          <w:szCs w:val="24"/>
+        </w:rPr>
+        <w:t xml:space="preserve">: cada ESP32 carrega seu próprio certificado, e o broker valida quem está do outro lado. A vantagem sobre senha é a revogação — um dispositivo perdido ou comprometido é revogado individualmente, sem trocar a credencial de toda a frota.</w:t>
+      </w:r>
+    </w:p>
+    <w:p>
+      <w:pPr>
+        <w:spacing w:after="120" w:before="240" w:line="276" w:lineRule="auto"/>
+        <w:ind w:firstLine="0" w:start="0"/>
+        <w:jc w:val="start"/>
+      </w:pPr>
+      <w:r>
+        <w:rPr>
+          <w:rFonts w:ascii="Open Sans" w:hAnsi="Open Sans" w:cs="Open Sans" w:eastAsia="Open Sans"/>
+          <w:b/>
+          <w:bCs/>
+          <w:color w:val="000000"/>
+          <w:sz w:val="26"/>
+          <w:szCs w:val="26"/>
+        </w:rPr>
+        <w:t xml:space="preserve">13.2. Criptografia TLS</w:t>
+      </w:r>
+    </w:p>
+    <w:p>
+      <w:pPr>
+        <w:spacing w:after="120" w:before="120" w:line="276" w:lineRule="auto"/>
+        <w:ind w:firstLine="0" w:start="0"/>
+        <w:jc w:val="both"/>
+      </w:pPr>
+      <w:r>
+        <w:rPr>
+          <w:rFonts w:ascii="Open Sans" w:hAnsi="Open Sans" w:cs="Open Sans" w:eastAsia="Open Sans"/>
+          <w:color w:val="000000"/>
+          <w:sz w:val="24"/>
+          <w:szCs w:val="24"/>
+        </w:rPr>
+        <w:t xml:space="preserve">Sem TLS, qualquer intermediário na rede lê e altera as mensagens. Com o ESP32:</w:t>
+      </w:r>
+    </w:p>
+    <w:p>
+      <w:pPr>
+        <w:spacing w:after="0" w:before="120" w:line="276" w:lineRule="auto"/>
+        <w:ind w:firstLine="0" w:start="0"/>
+        <w:jc w:val="start"/>
+      </w:pPr>
+      <w:r>
+        <w:rPr>
+          <w:rFonts w:ascii="Open Sans" w:hAnsi="Open Sans" w:cs="Open Sans" w:eastAsia="Open Sans"/>
+          <w:i/>
+          <w:iCs/>
+          <w:color w:val="666666"/>
+          <w:sz w:val="18"/>
+          <w:szCs w:val="18"/>
+        </w:rPr>
+        <w:t xml:space="preserve">cpp</w:t>
+      </w:r>
+    </w:p>
+    <w:p>
+      <w:pPr>
+        <w:spacing w:after="0" w:before="40" w:line="240" w:lineRule="auto"/>
+        <w:ind w:firstLine="0" w:start="200"/>
+        <w:jc w:val="start"/>
+        <w:shd w:val="clear" w:fill="F5F5F5"/>
+      </w:pPr>
+      <w:r>
+        <w:rPr>
+          <w:rFonts w:ascii="Consolas" w:hAnsi="Consolas" w:cs="Consolas" w:eastAsia="Consolas"/>
+          <w:color w:val="000000"/>
+          <w:sz w:val="19"/>
+          <w:szCs w:val="19"/>
+        </w:rPr>
+        <w:t xml:space="preserve">#include &lt;WiFiClientSecure.h&gt;</w:t>
+      </w:r>
+    </w:p>
+    <w:p>
+      <w:pPr>
+        <w:spacing w:after="0" w:before="0" w:line="240" w:lineRule="auto"/>
+        <w:ind w:firstLine="0" w:start="200"/>
+        <w:jc w:val="start"/>
+        <w:shd w:val="clear" w:fill="F5F5F5"/>
+      </w:pPr>
+      <w:r>
+        <w:rPr>
+          <w:rFonts w:ascii="Consolas" w:hAnsi="Consolas" w:cs="Consolas" w:eastAsia="Consolas"/>
+          <w:color w:val="000000"/>
+          <w:sz w:val="19"/>
+          <w:szCs w:val="19"/>
+        </w:rPr>
+        <w:t xml:space="preserve"> </w:t>
+      </w:r>
+    </w:p>
+    <w:p>
+      <w:pPr>
+        <w:spacing w:after="0" w:before="0" w:line="240" w:lineRule="auto"/>
+        <w:ind w:firstLine="0" w:start="200"/>
+        <w:jc w:val="start"/>
+        <w:shd w:val="clear" w:fill="F5F5F5"/>
+      </w:pPr>
+      <w:r>
+        <w:rPr>
+          <w:rFonts w:ascii="Consolas" w:hAnsi="Consolas" w:cs="Consolas" w:eastAsia="Consolas"/>
+          <w:color w:val="000000"/>
+          <w:sz w:val="19"/>
+          <w:szCs w:val="19"/>
+        </w:rPr>
+        <w:t xml:space="preserve">WiFiClientSecure wifi;</w:t>
+      </w:r>
+    </w:p>
+    <w:p>
+      <w:pPr>
+        <w:spacing w:after="0" w:before="0" w:line="240" w:lineRule="auto"/>
+        <w:ind w:firstLine="0" w:start="200"/>
+        <w:jc w:val="start"/>
+        <w:shd w:val="clear" w:fill="F5F5F5"/>
+      </w:pPr>
+      <w:r>
+        <w:rPr>
+          <w:rFonts w:ascii="Consolas" w:hAnsi="Consolas" w:cs="Consolas" w:eastAsia="Consolas"/>
+          <w:color w:val="000000"/>
+          <w:sz w:val="19"/>
+          <w:szCs w:val="19"/>
+        </w:rPr>
+        <w:t xml:space="preserve">wifi.setCACert(CA_RAIZ);       // valida o certificado do broker</w:t>
+      </w:r>
+    </w:p>
+    <w:p>
+      <w:pPr>
+        <w:spacing w:after="0" w:before="0" w:line="240" w:lineRule="auto"/>
+        <w:ind w:firstLine="0" w:start="200"/>
+        <w:jc w:val="start"/>
+        <w:shd w:val="clear" w:fill="F5F5F5"/>
+      </w:pPr>
+      <w:r>
+        <w:rPr>
+          <w:rFonts w:ascii="Consolas" w:hAnsi="Consolas" w:cs="Consolas" w:eastAsia="Consolas"/>
+          <w:color w:val="000000"/>
+          <w:sz w:val="19"/>
+          <w:szCs w:val="19"/>
+        </w:rPr>
+        <w:t xml:space="preserve">PubSubClient mqtt(wifi);</w:t>
+      </w:r>
+    </w:p>
+    <w:p>
+      <w:pPr>
+        <w:spacing w:after="120" w:before="0" w:line="240" w:lineRule="auto"/>
+        <w:ind w:firstLine="0" w:start="200"/>
+        <w:jc w:val="start"/>
+        <w:shd w:val="clear" w:fill="F5F5F5"/>
+      </w:pPr>
+      <w:r>
+        <w:rPr>
+          <w:rFonts w:ascii="Consolas" w:hAnsi="Consolas" w:cs="Consolas" w:eastAsia="Consolas"/>
+          <w:color w:val="000000"/>
+          <w:sz w:val="19"/>
+          <w:szCs w:val="19"/>
+        </w:rPr>
+        <w:t xml:space="preserve">// porta 8883, e nao 1883</w:t>
+      </w:r>
+    </w:p>
+    <w:p>
+      <w:pPr>
+        <w:spacing w:after="120" w:before="120" w:line="276" w:lineRule="auto"/>
+        <w:ind w:firstLine="0" w:start="0"/>
+        <w:jc w:val="both"/>
+      </w:pPr>
+      <w:r>
+        <w:rPr>
+          <w:rFonts w:ascii="Open Sans" w:hAnsi="Open Sans" w:cs="Open Sans" w:eastAsia="Open Sans"/>
+          <w:color w:val="000000"/>
+          <w:sz w:val="24"/>
+          <w:szCs w:val="24"/>
+        </w:rPr>
+        <w:t xml:space="preserve">O ponto que costuma ser esquecido: </w:t>
+      </w:r>
+      <w:r>
+        <w:rPr>
+          <w:rFonts w:ascii="Open Sans" w:hAnsi="Open Sans" w:cs="Open Sans" w:eastAsia="Open Sans"/>
+          <w:b/>
+          <w:bCs/>
+          <w:color w:val="000000"/>
+          <w:sz w:val="24"/>
+          <w:szCs w:val="24"/>
+        </w:rPr>
+        <w:t xml:space="preserve">validar o certificado do broker</w:t>
+      </w:r>
+      <w:r>
+        <w:rPr>
+          <w:rFonts w:ascii="Open Sans" w:hAnsi="Open Sans" w:cs="Open Sans" w:eastAsia="Open Sans"/>
+          <w:color w:val="000000"/>
+          <w:sz w:val="24"/>
+          <w:szCs w:val="24"/>
+        </w:rPr>
+        <w:t xml:space="preserve">. Usar </w:t>
+      </w:r>
+      <w:r>
+        <w:rPr>
+          <w:rFonts w:ascii="Consolas" w:hAnsi="Consolas" w:cs="Consolas" w:eastAsia="Consolas"/>
+          <w:color w:val="000000"/>
+          <w:shd w:val="clear" w:fill="F2F2F2"/>
+          <w:sz w:val="24"/>
+          <w:szCs w:val="24"/>
+        </w:rPr>
+        <w:t xml:space="preserve">setInsecure()</w:t>
+      </w:r>
+      <w:r>
+        <w:rPr>
+          <w:rFonts w:ascii="Open Sans" w:hAnsi="Open Sans" w:cs="Open Sans" w:eastAsia="Open Sans"/>
+          <w:color w:val="000000"/>
+          <w:sz w:val="24"/>
+          <w:szCs w:val="24"/>
+        </w:rPr>
+        <w:t xml:space="preserve"> estabelece a conexão criptografada mas aceita qualquer servidor — o que protege contra escuta passiva e não protege contra um servidor falso se passando pelo broker.</w:t>
+      </w:r>
+    </w:p>
+    <w:p>
+      <w:pPr>
+        <w:spacing w:after="120" w:before="240" w:line="276" w:lineRule="auto"/>
+        <w:ind w:firstLine="0" w:start="0"/>
+        <w:jc w:val="start"/>
+      </w:pPr>
+      <w:r>
+        <w:rPr>
+          <w:rFonts w:ascii="Open Sans" w:hAnsi="Open Sans" w:cs="Open Sans" w:eastAsia="Open Sans"/>
+          <w:b/>
+          <w:bCs/>
+          <w:color w:val="000000"/>
+          <w:sz w:val="26"/>
+          <w:szCs w:val="26"/>
+        </w:rPr>
+        <w:t xml:space="preserve">13.3. Gestão segura de tópicos</w:t>
+      </w:r>
+    </w:p>
+    <w:p>
+      <w:pPr>
+        <w:spacing w:after="120" w:before="120" w:line="276" w:lineRule="auto"/>
+        <w:ind w:firstLine="0" w:start="0"/>
+        <w:jc w:val="both"/>
+      </w:pPr>
+      <w:r>
+        <w:rPr>
+          <w:rFonts w:ascii="Open Sans" w:hAnsi="Open Sans" w:cs="Open Sans" w:eastAsia="Open Sans"/>
+          <w:color w:val="000000"/>
+          <w:sz w:val="24"/>
+          <w:szCs w:val="24"/>
+        </w:rPr>
+        <w:t xml:space="preserve">Autenticar não basta se todo dispositivo autenticado puder ler tudo. A ACL do broker deve restringir cada credencial ao seu escopo:</w:t>
+      </w:r>
+    </w:p>
+    <w:p>
+      <w:pPr>
+        <w:spacing w:after="0" w:before="40" w:line="240" w:lineRule="auto"/>
+        <w:ind w:firstLine="0" w:start="200"/>
+        <w:jc w:val="start"/>
+        <w:shd w:val="clear" w:fill="F5F5F5"/>
+      </w:pPr>
+      <w:r>
+        <w:rPr>
+          <w:rFonts w:ascii="Consolas" w:hAnsi="Consolas" w:cs="Consolas" w:eastAsia="Consolas"/>
+          <w:color w:val="000000"/>
+          <w:sz w:val="19"/>
+          <w:szCs w:val="19"/>
+        </w:rPr>
+        <w:t xml:space="preserve"># mosquitto.acl</w:t>
+      </w:r>
+    </w:p>
+    <w:p>
+      <w:pPr>
+        <w:spacing w:after="0" w:before="0" w:line="240" w:lineRule="auto"/>
+        <w:ind w:firstLine="0" w:start="200"/>
+        <w:jc w:val="start"/>
+        <w:shd w:val="clear" w:fill="F5F5F5"/>
+      </w:pPr>
+      <w:r>
+        <w:rPr>
+          <w:rFonts w:ascii="Consolas" w:hAnsi="Consolas" w:cs="Consolas" w:eastAsia="Consolas"/>
+          <w:color w:val="000000"/>
+          <w:sz w:val="19"/>
+          <w:szCs w:val="19"/>
+        </w:rPr>
+        <w:t xml:space="preserve">user sensor-ala3-leito12</w:t>
+      </w:r>
+    </w:p>
+    <w:p>
+      <w:pPr>
+        <w:spacing w:after="0" w:before="0" w:line="240" w:lineRule="auto"/>
+        <w:ind w:firstLine="0" w:start="200"/>
+        <w:jc w:val="start"/>
+        <w:shd w:val="clear" w:fill="F5F5F5"/>
+      </w:pPr>
+      <w:r>
+        <w:rPr>
+          <w:rFonts w:ascii="Consolas" w:hAnsi="Consolas" w:cs="Consolas" w:eastAsia="Consolas"/>
+          <w:color w:val="000000"/>
+          <w:sz w:val="19"/>
+          <w:szCs w:val="19"/>
+        </w:rPr>
+        <w:t xml:space="preserve">topic write hospital/ala-3/leito-12/#</w:t>
+      </w:r>
+    </w:p>
+    <w:p>
+      <w:pPr>
+        <w:spacing w:after="0" w:before="0" w:line="240" w:lineRule="auto"/>
+        <w:ind w:firstLine="0" w:start="200"/>
+        <w:jc w:val="start"/>
+        <w:shd w:val="clear" w:fill="F5F5F5"/>
+      </w:pPr>
+      <w:r>
+        <w:rPr>
+          <w:rFonts w:ascii="Consolas" w:hAnsi="Consolas" w:cs="Consolas" w:eastAsia="Consolas"/>
+          <w:color w:val="000000"/>
+          <w:sz w:val="19"/>
+          <w:szCs w:val="19"/>
+        </w:rPr>
+        <w:t xml:space="preserve">topic read  hospital/ala-3/leito-12/comandos</w:t>
+      </w:r>
+    </w:p>
+    <w:p>
+      <w:pPr>
+        <w:spacing w:after="0" w:before="0" w:line="240" w:lineRule="auto"/>
+        <w:ind w:firstLine="0" w:start="200"/>
+        <w:jc w:val="start"/>
+        <w:shd w:val="clear" w:fill="F5F5F5"/>
+      </w:pPr>
+      <w:r>
+        <w:rPr>
+          <w:rFonts w:ascii="Consolas" w:hAnsi="Consolas" w:cs="Consolas" w:eastAsia="Consolas"/>
+          <w:color w:val="000000"/>
+          <w:sz w:val="19"/>
+          <w:szCs w:val="19"/>
+        </w:rPr>
+        <w:t xml:space="preserve"> </w:t>
+      </w:r>
+    </w:p>
+    <w:p>
+      <w:pPr>
+        <w:spacing w:after="0" w:before="0" w:line="240" w:lineRule="auto"/>
+        <w:ind w:firstLine="0" w:start="200"/>
+        <w:jc w:val="start"/>
+        <w:shd w:val="clear" w:fill="F5F5F5"/>
+      </w:pPr>
+      <w:r>
+        <w:rPr>
+          <w:rFonts w:ascii="Consolas" w:hAnsi="Consolas" w:cs="Consolas" w:eastAsia="Consolas"/>
+          <w:color w:val="000000"/>
+          <w:sz w:val="19"/>
+          <w:szCs w:val="19"/>
+        </w:rPr>
+        <w:t xml:space="preserve">user painel-enfermaria</w:t>
+      </w:r>
+    </w:p>
+    <w:p>
+      <w:pPr>
+        <w:spacing w:after="120" w:before="0" w:line="240" w:lineRule="auto"/>
+        <w:ind w:firstLine="0" w:start="200"/>
+        <w:jc w:val="start"/>
+        <w:shd w:val="clear" w:fill="F5F5F5"/>
+      </w:pPr>
+      <w:r>
+        <w:rPr>
+          <w:rFonts w:ascii="Consolas" w:hAnsi="Consolas" w:cs="Consolas" w:eastAsia="Consolas"/>
+          <w:color w:val="000000"/>
+          <w:sz w:val="19"/>
+          <w:szCs w:val="19"/>
+        </w:rPr>
+        <w:t xml:space="preserve">topic read  hospital/ala-3/+/vitais/#</w:t>
+      </w:r>
+    </w:p>
+    <w:p>
+      <w:pPr>
+        <w:spacing w:after="120" w:before="120" w:line="276" w:lineRule="auto"/>
+        <w:ind w:firstLine="0" w:start="0"/>
+        <w:jc w:val="both"/>
+      </w:pPr>
+      <w:r>
+        <w:rPr>
+          <w:rFonts w:ascii="Open Sans" w:hAnsi="Open Sans" w:cs="Open Sans" w:eastAsia="Open Sans"/>
+          <w:color w:val="000000"/>
+          <w:sz w:val="24"/>
+          <w:szCs w:val="24"/>
+        </w:rPr>
+        <w:t xml:space="preserve">Três princípios aplicados aqui: </w:t>
+      </w:r>
+      <w:r>
+        <w:rPr>
+          <w:rFonts w:ascii="Open Sans" w:hAnsi="Open Sans" w:cs="Open Sans" w:eastAsia="Open Sans"/>
+          <w:b/>
+          <w:bCs/>
+          <w:color w:val="000000"/>
+          <w:sz w:val="24"/>
+          <w:szCs w:val="24"/>
+        </w:rPr>
+        <w:t xml:space="preserve">tópico global é superfície de ataque</w:t>
+      </w:r>
+      <w:r>
+        <w:rPr>
+          <w:rFonts w:ascii="Open Sans" w:hAnsi="Open Sans" w:cs="Open Sans" w:eastAsia="Open Sans"/>
+          <w:color w:val="000000"/>
+          <w:sz w:val="24"/>
+          <w:szCs w:val="24"/>
+        </w:rPr>
+        <w:t xml:space="preserve"> — </w:t>
+      </w:r>
+      <w:r>
+        <w:rPr>
+          <w:rFonts w:ascii="Consolas" w:hAnsi="Consolas" w:cs="Consolas" w:eastAsia="Consolas"/>
+          <w:color w:val="000000"/>
+          <w:shd w:val="clear" w:fill="F2F2F2"/>
+          <w:sz w:val="24"/>
+          <w:szCs w:val="24"/>
+        </w:rPr>
+        <w:t xml:space="preserve">/iot/alertas</w:t>
+      </w:r>
+      <w:r>
+        <w:rPr>
+          <w:rFonts w:ascii="Open Sans" w:hAnsi="Open Sans" w:cs="Open Sans" w:eastAsia="Open Sans"/>
+          <w:color w:val="000000"/>
+          <w:sz w:val="24"/>
+          <w:szCs w:val="24"/>
+        </w:rPr>
+        <w:t xml:space="preserve"> sem hierarquia impede qualquer restrição por escopo; </w:t>
+      </w:r>
+      <w:r>
+        <w:rPr>
+          <w:rFonts w:ascii="Open Sans" w:hAnsi="Open Sans" w:cs="Open Sans" w:eastAsia="Open Sans"/>
+          <w:b/>
+          <w:bCs/>
+          <w:color w:val="000000"/>
+          <w:sz w:val="24"/>
+          <w:szCs w:val="24"/>
+        </w:rPr>
+        <w:t xml:space="preserve">publicar e assinar são permissões distintas</w:t>
+      </w:r>
+      <w:r>
+        <w:rPr>
+          <w:rFonts w:ascii="Open Sans" w:hAnsi="Open Sans" w:cs="Open Sans" w:eastAsia="Open Sans"/>
+          <w:color w:val="000000"/>
+          <w:sz w:val="24"/>
+          <w:szCs w:val="24"/>
+        </w:rPr>
+        <w:t xml:space="preserve"> — um sensor publica e não deveria ler comandos de outros; e o </w:t>
+      </w:r>
+      <w:r>
+        <w:rPr>
+          <w:rFonts w:ascii="Open Sans" w:hAnsi="Open Sans" w:cs="Open Sans" w:eastAsia="Open Sans"/>
+          <w:b/>
+          <w:bCs/>
+          <w:color w:val="000000"/>
+          <w:sz w:val="24"/>
+          <w:szCs w:val="24"/>
+        </w:rPr>
+        <w:t xml:space="preserve">identificador não deve carregar dado sensível</w:t>
+      </w:r>
+      <w:r>
+        <w:rPr>
+          <w:rFonts w:ascii="Open Sans" w:hAnsi="Open Sans" w:cs="Open Sans" w:eastAsia="Open Sans"/>
+          <w:color w:val="000000"/>
+          <w:sz w:val="24"/>
+          <w:szCs w:val="24"/>
+        </w:rPr>
+        <w:t xml:space="preserve">, porque o nome do tópico trafega em claro no cabeçalho mesmo com TLS ativo em algumas configurações de proxy.</w:t>
+      </w:r>
+    </w:p>
+    <w:p>
+      <w:pPr>
+        <w:spacing w:after="120" w:before="240" w:line="276" w:lineRule="auto"/>
+        <w:ind w:firstLine="0" w:start="0"/>
+        <w:jc w:val="start"/>
+      </w:pPr>
+      <w:r>
+        <w:rPr>
+          <w:rFonts w:ascii="Open Sans" w:hAnsi="Open Sans" w:cs="Open Sans" w:eastAsia="Open Sans"/>
+          <w:b/>
+          <w:bCs/>
+          <w:color w:val="000000"/>
+          <w:sz w:val="30"/>
+          <w:szCs w:val="30"/>
+        </w:rPr>
+        <w:t xml:space="preserve">14. Reflexão sobre a integração física</w:t>
+      </w:r>
+    </w:p>
+    <w:p>
+      <w:pPr>
+        <w:spacing w:after="120" w:before="120" w:line="276" w:lineRule="auto"/>
+        <w:ind w:firstLine="0" w:start="0"/>
+        <w:jc w:val="both"/>
+      </w:pPr>
+      <w:r>
+        <w:rPr>
+          <w:rFonts w:ascii="Open Sans" w:hAnsi="Open Sans" w:cs="Open Sans" w:eastAsia="Open Sans"/>
+          <w:color w:val="000000"/>
+          <w:sz w:val="24"/>
+          <w:szCs w:val="24"/>
+        </w:rPr>
+        <w:t xml:space="preserve">A Atividade #1 mostrou um sistema que decide </w:t>
+      </w:r>
+      <w:r>
+        <w:rPr>
+          <w:rFonts w:ascii="Open Sans" w:hAnsi="Open Sans" w:cs="Open Sans" w:eastAsia="Open Sans"/>
+          <w:b/>
+          <w:bCs/>
+          <w:color w:val="000000"/>
+          <w:sz w:val="24"/>
+          <w:szCs w:val="24"/>
+        </w:rPr>
+        <w:t xml:space="preserve">onde está</w:t>
+      </w:r>
+      <w:r>
+        <w:rPr>
+          <w:rFonts w:ascii="Open Sans" w:hAnsi="Open Sans" w:cs="Open Sans" w:eastAsia="Open Sans"/>
+          <w:color w:val="000000"/>
+          <w:sz w:val="24"/>
+          <w:szCs w:val="24"/>
+        </w:rPr>
+        <w:t xml:space="preserve">, e a #2 um que decide </w:t>
+      </w:r>
+      <w:r>
+        <w:rPr>
+          <w:rFonts w:ascii="Open Sans" w:hAnsi="Open Sans" w:cs="Open Sans" w:eastAsia="Open Sans"/>
+          <w:b/>
+          <w:bCs/>
+          <w:color w:val="000000"/>
+          <w:sz w:val="24"/>
+          <w:szCs w:val="24"/>
+        </w:rPr>
+        <w:t xml:space="preserve">a partir do que já aconteceu</w:t>
+      </w:r>
+      <w:r>
+        <w:rPr>
+          <w:rFonts w:ascii="Open Sans" w:hAnsi="Open Sans" w:cs="Open Sans" w:eastAsia="Open Sans"/>
+          <w:color w:val="000000"/>
+          <w:sz w:val="24"/>
+          <w:szCs w:val="24"/>
+        </w:rPr>
+        <w:t xml:space="preserve">. Integrá-las é o passo que falta: hoje o ESP32 da cidade inteligente não publica nada, e o script de análise lê um CSV que ninguém alimenta.</w:t>
+      </w:r>
+    </w:p>
+    <w:p>
+      <w:pPr>
+        <w:spacing w:after="120" w:before="120" w:line="276" w:lineRule="auto"/>
+        <w:ind w:firstLine="0" w:start="0"/>
+        <w:jc w:val="both"/>
+      </w:pPr>
+      <w:r>
+        <w:rPr>
+          <w:rFonts w:ascii="Open Sans" w:hAnsi="Open Sans" w:cs="Open Sans" w:eastAsia="Open Sans"/>
+          <w:color w:val="000000"/>
+          <w:sz w:val="24"/>
+          <w:szCs w:val="24"/>
+        </w:rPr>
+        <w:t xml:space="preserve">O fechamento natural do ciclo seria o ESP32 da Atividade #1 publicar suas leituras num tópico, o script consumir esse histórico em vez do CSV, e os alertas resultantes voltarem para o ESP32 assinante. Aí existiria de fato uma malha: sensor → nuvem → análise → atuador.</w:t>
+      </w:r>
+    </w:p>
+    <w:p>
+      <w:pPr>
+        <w:spacing w:after="120" w:before="120" w:line="276" w:lineRule="auto"/>
+        <w:ind w:firstLine="0" w:start="0"/>
+        <w:jc w:val="both"/>
+      </w:pPr>
+      <w:r>
+        <w:rPr>
+          <w:rFonts w:ascii="Open Sans" w:hAnsi="Open Sans" w:cs="Open Sans" w:eastAsia="Open Sans"/>
+          <w:color w:val="000000"/>
+          <w:sz w:val="24"/>
+          <w:szCs w:val="24"/>
+        </w:rPr>
+        <w:t xml:space="preserve">Duas dificuldades reais apareceriam nessa integração, e vale nomeá-las:</w:t>
+      </w:r>
+    </w:p>
+    <w:p>
+      <w:pPr>
+        <w:spacing w:after="120" w:before="120" w:line="276" w:lineRule="auto"/>
+        <w:ind w:firstLine="0" w:start="0"/>
+        <w:jc w:val="both"/>
+      </w:pPr>
+      <w:r>
+        <w:rPr>
+          <w:rFonts w:ascii="Open Sans" w:hAnsi="Open Sans" w:cs="Open Sans" w:eastAsia="Open Sans"/>
+          <w:b/>
+          <w:bCs/>
+          <w:color w:val="000000"/>
+          <w:sz w:val="24"/>
+          <w:szCs w:val="24"/>
+        </w:rPr>
+        <w:t xml:space="preserve">Relógio.</w:t>
+      </w:r>
+      <w:r>
+        <w:rPr>
+          <w:rFonts w:ascii="Open Sans" w:hAnsi="Open Sans" w:cs="Open Sans" w:eastAsia="Open Sans"/>
+          <w:color w:val="000000"/>
+          <w:sz w:val="24"/>
+          <w:szCs w:val="24"/>
+        </w:rPr>
+        <w:t xml:space="preserve"> O ESP32 não tem relógio de tempo real; ao ligar, ele não sabe que horas são. Uma análise por data depende de sincronizar via NTP, e um dispositivo sem internet no boot produziria registros com timestamp errado — que estragam qualquer média móvel.</w:t>
+      </w:r>
+    </w:p>
+    <w:p>
+      <w:pPr>
+        <w:spacing w:after="120" w:before="120" w:line="276" w:lineRule="auto"/>
+        <w:ind w:firstLine="0" w:start="0"/>
+        <w:jc w:val="both"/>
+      </w:pPr>
+      <w:r>
+        <w:rPr>
+          <w:rFonts w:ascii="Open Sans" w:hAnsi="Open Sans" w:cs="Open Sans" w:eastAsia="Open Sans"/>
+          <w:b/>
+          <w:bCs/>
+          <w:color w:val="000000"/>
+          <w:sz w:val="24"/>
+          <w:szCs w:val="24"/>
+        </w:rPr>
+        <w:t xml:space="preserve">Volume e retenção.</w:t>
+      </w:r>
+      <w:r>
+        <w:rPr>
+          <w:rFonts w:ascii="Open Sans" w:hAnsi="Open Sans" w:cs="Open Sans" w:eastAsia="Open Sans"/>
+          <w:color w:val="000000"/>
+          <w:sz w:val="24"/>
+          <w:szCs w:val="24"/>
+        </w:rPr>
+        <w:t xml:space="preserve"> Uma leitura por hora gera 8.760 registros por ano por sensor. Com cem sensores, quase um milhão. Publicar tudo e guardar tudo não escala; a saída é agregar na borda — enviar a média de dez minutos em vez de cada leitura — e definir política de retenção, exatamente o que o banco de série temporal discutido na tarefa 7.4 resolve.</w:t>
+      </w:r>
+    </w:p>
+    <w:p>
+      <w:pPr>
+        <w:spacing w:after="120" w:before="240" w:line="276" w:lineRule="auto"/>
+        <w:ind w:firstLine="0" w:start="0"/>
+        <w:jc w:val="start"/>
+      </w:pPr>
+      <w:r>
+        <w:rPr>
+          <w:rFonts w:ascii="Open Sans" w:hAnsi="Open Sans" w:cs="Open Sans" w:eastAsia="Open Sans"/>
+          <w:b/>
+          <w:bCs/>
+          <w:color w:val="000000"/>
+          <w:sz w:val="30"/>
+          <w:szCs w:val="30"/>
+        </w:rPr>
+        <w:t xml:space="preserve">15. Como executar a Atividade #2</w:t>
+      </w:r>
+    </w:p>
+    <w:p>
+      <w:pPr>
+        <w:spacing w:after="0" w:before="120" w:line="276" w:lineRule="auto"/>
+        <w:ind w:firstLine="0" w:start="0"/>
+        <w:jc w:val="start"/>
+      </w:pPr>
+      <w:r>
+        <w:rPr>
+          <w:rFonts w:ascii="Open Sans" w:hAnsi="Open Sans" w:cs="Open Sans" w:eastAsia="Open Sans"/>
+          <w:i/>
+          <w:iCs/>
+          <w:color w:val="666666"/>
+          <w:sz w:val="18"/>
+          <w:szCs w:val="18"/>
+        </w:rPr>
+        <w:t xml:space="preserve">bash</w:t>
+      </w:r>
+    </w:p>
+    <w:p>
+      <w:pPr>
+        <w:spacing w:after="0" w:before="40" w:line="240" w:lineRule="auto"/>
+        <w:ind w:firstLine="0" w:start="200"/>
+        <w:jc w:val="start"/>
+        <w:shd w:val="clear" w:fill="F5F5F5"/>
+      </w:pPr>
+      <w:r>
+        <w:rPr>
+          <w:rFonts w:ascii="Consolas" w:hAnsi="Consolas" w:cs="Consolas" w:eastAsia="Consolas"/>
+          <w:color w:val="000000"/>
+          <w:sz w:val="19"/>
+          <w:szCs w:val="19"/>
+        </w:rPr>
+        <w:t xml:space="preserve"># Analise e publicacao</w:t>
+      </w:r>
+    </w:p>
+    <w:p>
+      <w:pPr>
+        <w:spacing w:after="0" w:before="0" w:line="240" w:lineRule="auto"/>
+        <w:ind w:firstLine="0" w:start="200"/>
+        <w:jc w:val="start"/>
+        <w:shd w:val="clear" w:fill="F5F5F5"/>
+      </w:pPr>
+      <w:r>
+        <w:rPr>
+          <w:rFonts w:ascii="Consolas" w:hAnsi="Consolas" w:cs="Consolas" w:eastAsia="Consolas"/>
+          <w:color w:val="000000"/>
+          <w:sz w:val="19"/>
+          <w:szCs w:val="19"/>
+        </w:rPr>
+        <w:t xml:space="preserve">cd analise</w:t>
+      </w:r>
+    </w:p>
+    <w:p>
+      <w:pPr>
+        <w:spacing w:after="0" w:before="0" w:line="240" w:lineRule="auto"/>
+        <w:ind w:firstLine="0" w:start="200"/>
+        <w:jc w:val="start"/>
+        <w:shd w:val="clear" w:fill="F5F5F5"/>
+      </w:pPr>
+      <w:r>
+        <w:rPr>
+          <w:rFonts w:ascii="Consolas" w:hAnsi="Consolas" w:cs="Consolas" w:eastAsia="Consolas"/>
+          <w:color w:val="000000"/>
+          <w:sz w:val="19"/>
+          <w:szCs w:val="19"/>
+        </w:rPr>
+        <w:t xml:space="preserve">pip install pandas numpy matplotlib paho-mqtt</w:t>
+      </w:r>
+    </w:p>
+    <w:p>
+      <w:pPr>
+        <w:spacing w:after="120" w:before="0" w:line="240" w:lineRule="auto"/>
+        <w:ind w:firstLine="0" w:start="200"/>
+        <w:jc w:val="start"/>
+        <w:shd w:val="clear" w:fill="F5F5F5"/>
+      </w:pPr>
+      <w:r>
+        <w:rPr>
+          <w:rFonts w:ascii="Consolas" w:hAnsi="Consolas" w:cs="Consolas" w:eastAsia="Consolas"/>
+          <w:color w:val="000000"/>
+          <w:sz w:val="19"/>
+          <w:szCs w:val="19"/>
+        </w:rPr>
+        <w:t xml:space="preserve">python analise_preditiva.py</w:t>
+      </w:r>
+    </w:p>
+    <w:p>
+      <w:pPr>
+        <w:spacing w:after="120" w:before="120" w:line="276" w:lineRule="auto"/>
+        <w:ind w:firstLine="0" w:start="0"/>
+        <w:jc w:val="both"/>
+      </w:pPr>
+      <w:r>
+        <w:rPr>
+          <w:rFonts w:ascii="Open Sans" w:hAnsi="Open Sans" w:cs="Open Sans" w:eastAsia="Open Sans"/>
+          <w:color w:val="000000"/>
+          <w:sz w:val="24"/>
+          <w:szCs w:val="24"/>
+        </w:rPr>
+        <w:t xml:space="preserve">No Google Colab, subir </w:t>
+      </w:r>
+      <w:r>
+        <w:rPr>
+          <w:rFonts w:ascii="Consolas" w:hAnsi="Consolas" w:cs="Consolas" w:eastAsia="Consolas"/>
+          <w:color w:val="000000"/>
+          <w:shd w:val="clear" w:fill="F2F2F2"/>
+          <w:sz w:val="24"/>
+          <w:szCs w:val="24"/>
+        </w:rPr>
+        <w:t xml:space="preserve">leituras.csv</w:t>
+      </w:r>
+      <w:r>
+        <w:rPr>
+          <w:rFonts w:ascii="Open Sans" w:hAnsi="Open Sans" w:cs="Open Sans" w:eastAsia="Open Sans"/>
+          <w:color w:val="000000"/>
+          <w:sz w:val="24"/>
+          <w:szCs w:val="24"/>
+        </w:rPr>
+        <w:t xml:space="preserve"> e instalar apenas </w:t>
+      </w:r>
+      <w:r>
+        <w:rPr>
+          <w:rFonts w:ascii="Consolas" w:hAnsi="Consolas" w:cs="Consolas" w:eastAsia="Consolas"/>
+          <w:color w:val="000000"/>
+          <w:shd w:val="clear" w:fill="F2F2F2"/>
+          <w:sz w:val="24"/>
+          <w:szCs w:val="24"/>
+        </w:rPr>
+        <w:t xml:space="preserve">paho-mqtt</w:t>
+      </w:r>
+      <w:r>
+        <w:rPr>
+          <w:rFonts w:ascii="Open Sans" w:hAnsi="Open Sans" w:cs="Open Sans" w:eastAsia="Open Sans"/>
+          <w:color w:val="000000"/>
+          <w:sz w:val="24"/>
+          <w:szCs w:val="24"/>
+        </w:rPr>
+        <w:t xml:space="preserve">, que não vem no ambiente.</w:t>
+      </w:r>
+    </w:p>
+    <w:p>
+      <w:pPr>
+        <w:spacing w:after="120" w:before="120" w:line="276" w:lineRule="auto"/>
+        <w:ind w:firstLine="0" w:start="0"/>
+        <w:jc w:val="both"/>
+      </w:pPr>
+      <w:r>
+        <w:rPr>
+          <w:rFonts w:ascii="Open Sans" w:hAnsi="Open Sans" w:cs="Open Sans" w:eastAsia="Open Sans"/>
+          <w:color w:val="000000"/>
+          <w:sz w:val="24"/>
+          <w:szCs w:val="24"/>
+        </w:rPr>
+        <w:t xml:space="preserve">Para o assinante: criar um projeto ESP32 no Wokwi, colar </w:t>
+      </w:r>
+      <w:r>
+        <w:rPr>
+          <w:rFonts w:ascii="Consolas" w:hAnsi="Consolas" w:cs="Consolas" w:eastAsia="Consolas"/>
+          <w:color w:val="000000"/>
+          <w:shd w:val="clear" w:fill="F2F2F2"/>
+          <w:sz w:val="24"/>
+          <w:szCs w:val="24"/>
+        </w:rPr>
+        <w:t xml:space="preserve">esp32_assinante/sketch.ino</w:t>
+      </w:r>
+      <w:r>
+        <w:rPr>
+          <w:rFonts w:ascii="Open Sans" w:hAnsi="Open Sans" w:cs="Open Sans" w:eastAsia="Open Sans"/>
+          <w:color w:val="000000"/>
+          <w:sz w:val="24"/>
+          <w:szCs w:val="24"/>
+        </w:rPr>
+        <w:t xml:space="preserve">, </w:t>
+      </w:r>
+      <w:r>
+        <w:rPr>
+          <w:rFonts w:ascii="Consolas" w:hAnsi="Consolas" w:cs="Consolas" w:eastAsia="Consolas"/>
+          <w:color w:val="000000"/>
+          <w:shd w:val="clear" w:fill="F2F2F2"/>
+          <w:sz w:val="24"/>
+          <w:szCs w:val="24"/>
+        </w:rPr>
+        <w:t xml:space="preserve">diagram.json</w:t>
+      </w:r>
+      <w:r>
+        <w:rPr>
+          <w:rFonts w:ascii="Open Sans" w:hAnsi="Open Sans" w:cs="Open Sans" w:eastAsia="Open Sans"/>
+          <w:color w:val="000000"/>
+          <w:sz w:val="24"/>
+          <w:szCs w:val="24"/>
+        </w:rPr>
+        <w:t xml:space="preserve"> e </w:t>
+      </w:r>
+      <w:r>
+        <w:rPr>
+          <w:rFonts w:ascii="Consolas" w:hAnsi="Consolas" w:cs="Consolas" w:eastAsia="Consolas"/>
+          <w:color w:val="000000"/>
+          <w:shd w:val="clear" w:fill="F2F2F2"/>
+          <w:sz w:val="24"/>
+          <w:szCs w:val="24"/>
+        </w:rPr>
+        <w:t xml:space="preserve">libraries.txt</w:t>
+      </w:r>
+      <w:r>
+        <w:rPr>
+          <w:rFonts w:ascii="Open Sans" w:hAnsi="Open Sans" w:cs="Open Sans" w:eastAsia="Open Sans"/>
+          <w:color w:val="000000"/>
+          <w:sz w:val="24"/>
+          <w:szCs w:val="24"/>
+        </w:rPr>
+        <w:t xml:space="preserve">, e dar Play. Ele conecta na rede </w:t>
+      </w:r>
+      <w:r>
+        <w:rPr>
+          <w:rFonts w:ascii="Consolas" w:hAnsi="Consolas" w:cs="Consolas" w:eastAsia="Consolas"/>
+          <w:color w:val="000000"/>
+          <w:shd w:val="clear" w:fill="F2F2F2"/>
+          <w:sz w:val="24"/>
+          <w:szCs w:val="24"/>
+        </w:rPr>
+        <w:t xml:space="preserve">Wokwi-GUEST</w:t>
+      </w:r>
+      <w:r>
+        <w:rPr>
+          <w:rFonts w:ascii="Open Sans" w:hAnsi="Open Sans" w:cs="Open Sans" w:eastAsia="Open Sans"/>
+          <w:color w:val="000000"/>
+          <w:sz w:val="24"/>
+          <w:szCs w:val="24"/>
+        </w:rPr>
+        <w:t xml:space="preserve"> e passa a escutar </w:t>
+      </w:r>
+      <w:r>
+        <w:rPr>
+          <w:rFonts w:ascii="Consolas" w:hAnsi="Consolas" w:cs="Consolas" w:eastAsia="Consolas"/>
+          <w:color w:val="000000"/>
+          <w:shd w:val="clear" w:fill="F2F2F2"/>
+          <w:sz w:val="24"/>
+          <w:szCs w:val="24"/>
+        </w:rPr>
+        <w:t xml:space="preserve">/iot/alertas</w:t>
+      </w:r>
+      <w:r>
+        <w:rPr>
+          <w:rFonts w:ascii="Open Sans" w:hAnsi="Open Sans" w:cs="Open Sans" w:eastAsia="Open Sans"/>
+          <w:color w:val="000000"/>
+          <w:sz w:val="24"/>
+          <w:szCs w:val="24"/>
+        </w:rPr>
+        <w:t xml:space="preserve">. Rodar o script Python em seguida faz os LEDs reagirem.</w:t>
+      </w:r>
+    </w:p>
+    <w:p>
+      <w:pPr>
+        <w:pBdr>
+          <w:bottom w:val="single" w:sz="6" w:space="1" w:color="CCCCCC"/>
+        </w:pBdr>
+      </w:pPr>
+    </w:p>
+    <w:p>
+      <w:pPr>
+        <w:spacing w:after="120" w:before="240" w:line="276" w:lineRule="auto"/>
+        <w:ind w:firstLine="0" w:start="0"/>
+        <w:jc w:val="start"/>
+      </w:pPr>
+      <w:r>
+        <w:rPr>
+          <w:rFonts w:ascii="Open Sans" w:hAnsi="Open Sans" w:cs="Open Sans" w:eastAsia="Open Sans"/>
+          <w:b/>
+          <w:bCs/>
+          <w:color w:val="000000"/>
+          <w:sz w:val="30"/>
+          <w:szCs w:val="30"/>
+        </w:rPr>
+        <w:t xml:space="preserve">16. Como reproduzir a Atividade #1</w:t>
       </w:r>
     </w:p>
     <w:p>
@@ -5774,7 +8380,7 @@
           <w:sz w:val="30"/>
           <w:szCs w:val="30"/>
         </w:rPr>
-        <w:t xml:space="preserve">11. Referências</w:t>
+        <w:t xml:space="preserve">17. Referências</w:t>
       </w:r>
     </w:p>
     <w:p>

--- a/entregas/IoT/Lab Semana 07/entrega/Lab Semana 07 - IoT.docx
+++ b/entregas/IoT/Lab Semana 07/entrega/Lab Semana 07 - IoT.docx
@@ -5698,7 +5698,27 @@
           <w:sz w:val="24"/>
           <w:szCs w:val="24"/>
         </w:rPr>
-        <w:t xml:space="preserve"> (01/07 a 29/08/2026), com temperatura, umidade e luminosidade. Ele é simulado, como o enunciado permite, e foi gerado com semente fixa para ser reproduzível. A série tem ciclo diário, tendência sazonal de aquecimento e um episódio de calor seco entre os dias 41 e 47 — esse episódio existe de propósito, para que as regras de inferência tenham o que detectar.</w:t>
+        <w:t xml:space="preserve"> (01/07 a 29/08/2026), com temperatura, umidade e luminosidade. Ele é simulado, como o enunciado permite, e foi gerado com semente fixa para ser reproduzível. A série tem ciclo diário, tendência sazonal de aquecimento e um episódio de calor seco entre </w:t>
+      </w:r>
+      <w:r>
+        <w:rPr>
+          <w:rFonts w:ascii="Open Sans" w:hAnsi="Open Sans" w:cs="Open Sans" w:eastAsia="Open Sans"/>
+          <w:b/>
+          <w:bCs/>
+          <w:color w:val="000000"/>
+          <w:sz w:val="24"/>
+          <w:szCs w:val="24"/>
+        </w:rPr>
+        <w:t xml:space="preserve">11 e 17 de agosto</w:t>
+      </w:r>
+      <w:r>
+        <w:rPr>
+          <w:rFonts w:ascii="Open Sans" w:hAnsi="Open Sans" w:cs="Open Sans" w:eastAsia="Open Sans"/>
+          <w:color w:val="000000"/>
+          <w:sz w:val="24"/>
+          <w:szCs w:val="24"/>
+        </w:rPr>
+        <w:t xml:space="preserve"> — esse episódio existe de propósito, para que as regras de inferência tenham o que detectar.</w:t>
       </w:r>
     </w:p>
     <w:p>
@@ -6908,7 +6928,27 @@
           <w:sz w:val="24"/>
           <w:szCs w:val="24"/>
         </w:rPr>
-        <w:t xml:space="preserve">O buffer padrão de 256 bytes descarta silenciosamente mensagens maiores — o alerta simplesmente não chega, sem erro nenhum no log. Como o payload de alerta passa disso, o ajuste é obrigatório.</w:t>
+        <w:t xml:space="preserve">O buffer padrão de 256 bytes descarta silenciosamente mensagens maiores — o alerta simplesmente não chega, e nada aparece no log. O payload de alerta ocupa cerca de </w:t>
+      </w:r>
+      <w:r>
+        <w:rPr>
+          <w:rFonts w:ascii="Open Sans" w:hAnsi="Open Sans" w:cs="Open Sans" w:eastAsia="Open Sans"/>
+          <w:b/>
+          <w:bCs/>
+          <w:color w:val="000000"/>
+          <w:sz w:val="24"/>
+          <w:szCs w:val="24"/>
+        </w:rPr>
+        <w:t xml:space="preserve">145 bytes</w:t>
+      </w:r>
+      <w:r>
+        <w:rPr>
+          <w:rFonts w:ascii="Open Sans" w:hAnsi="Open Sans" w:cs="Open Sans" w:eastAsia="Open Sans"/>
+          <w:color w:val="000000"/>
+          <w:sz w:val="24"/>
+          <w:szCs w:val="24"/>
+        </w:rPr>
+        <w:t xml:space="preserve"> e caberia no padrão; subir para 1024 é margem barata contra o dia em que o campo  crescer ou os alertas forem enviados em lote.</w:t>
       </w:r>
     </w:p>
     <w:p>

--- a/entregas/IoT/Lab Semana 07/entrega/Lab Semana 07 - IoT.docx
+++ b/entregas/IoT/Lab Semana 07/entrega/Lab Semana 07 - IoT.docx
@@ -8009,7 +8009,7 @@
           <w:sz w:val="24"/>
           <w:szCs w:val="24"/>
         </w:rPr>
-        <w:t xml:space="preserve">Para o assinante: criar um projeto ESP32 no Wokwi, colar </w:t>
+        <w:t xml:space="preserve">Para o assinante: criar outro projeto pelo mesmo link, colar </w:t>
       </w:r>
       <w:r>
         <w:rPr>
@@ -8134,6 +8134,129 @@
     </w:p>
     <w:p>
       <w:pPr>
+        <w:spacing w:after="120" w:before="120" w:line="276" w:lineRule="auto"/>
+        <w:ind w:firstLine="0" w:start="0"/>
+        <w:jc w:val="both"/>
+      </w:pPr>
+      <w:r>
+        <w:rPr>
+          <w:rFonts w:ascii="Open Sans" w:hAnsi="Open Sans" w:cs="Open Sans" w:eastAsia="Open Sans"/>
+          <w:b/>
+          <w:bCs/>
+          <w:color w:val="000000"/>
+          <w:sz w:val="24"/>
+          <w:szCs w:val="24"/>
+        </w:rPr>
+        <w:t xml:space="preserve">Atenção ao template.</w:t>
+      </w:r>
+      <w:r>
+        <w:rPr>
+          <w:rFonts w:ascii="Open Sans" w:hAnsi="Open Sans" w:cs="Open Sans" w:eastAsia="Open Sans"/>
+          <w:color w:val="000000"/>
+          <w:sz w:val="24"/>
+          <w:szCs w:val="24"/>
+        </w:rPr>
+        <w:t xml:space="preserve"> Use &lt;https://wokwi.com/projects/new/esp32&gt;, que cria um projeto </w:t>
+      </w:r>
+      <w:r>
+        <w:rPr>
+          <w:rFonts w:ascii="Open Sans" w:hAnsi="Open Sans" w:cs="Open Sans" w:eastAsia="Open Sans"/>
+          <w:b/>
+          <w:bCs/>
+          <w:color w:val="000000"/>
+          <w:sz w:val="24"/>
+          <w:szCs w:val="24"/>
+        </w:rPr>
+        <w:t xml:space="preserve">Arduino</w:t>
+      </w:r>
+      <w:r>
+        <w:rPr>
+          <w:rFonts w:ascii="Open Sans" w:hAnsi="Open Sans" w:cs="Open Sans" w:eastAsia="Open Sans"/>
+          <w:color w:val="000000"/>
+          <w:sz w:val="24"/>
+          <w:szCs w:val="24"/>
+        </w:rPr>
+        <w:t xml:space="preserve"> — o arquivo da aba de código precisa se chamar </w:t>
+      </w:r>
+      <w:r>
+        <w:rPr>
+          <w:rFonts w:ascii="Consolas" w:hAnsi="Consolas" w:cs="Consolas" w:eastAsia="Consolas"/>
+          <w:color w:val="000000"/>
+          <w:shd w:val="clear" w:fill="F2F2F2"/>
+          <w:sz w:val="24"/>
+          <w:szCs w:val="24"/>
+        </w:rPr>
+        <w:t xml:space="preserve">sketch.ino</w:t>
+      </w:r>
+      <w:r>
+        <w:rPr>
+          <w:rFonts w:ascii="Open Sans" w:hAnsi="Open Sans" w:cs="Open Sans" w:eastAsia="Open Sans"/>
+          <w:color w:val="000000"/>
+          <w:sz w:val="24"/>
+          <w:szCs w:val="24"/>
+        </w:rPr>
+        <w:t xml:space="preserve">. O Wokwi também oferece um template ESP-IDF cujo arquivo é </w:t>
+      </w:r>
+      <w:r>
+        <w:rPr>
+          <w:rFonts w:ascii="Consolas" w:hAnsi="Consolas" w:cs="Consolas" w:eastAsia="Consolas"/>
+          <w:color w:val="000000"/>
+          <w:shd w:val="clear" w:fill="F2F2F2"/>
+          <w:sz w:val="24"/>
+          <w:szCs w:val="24"/>
+        </w:rPr>
+        <w:t xml:space="preserve">main.c</w:t>
+      </w:r>
+      <w:r>
+        <w:rPr>
+          <w:rFonts w:ascii="Open Sans" w:hAnsi="Open Sans" w:cs="Open Sans" w:eastAsia="Open Sans"/>
+          <w:color w:val="000000"/>
+          <w:sz w:val="24"/>
+          <w:szCs w:val="24"/>
+        </w:rPr>
+        <w:t xml:space="preserve">; nele o mesmo código falha na compilação com </w:t>
+      </w:r>
+      <w:r>
+        <w:rPr>
+          <w:rFonts w:ascii="Consolas" w:hAnsi="Consolas" w:cs="Consolas" w:eastAsia="Consolas"/>
+          <w:color w:val="000000"/>
+          <w:shd w:val="clear" w:fill="F2F2F2"/>
+          <w:sz w:val="24"/>
+          <w:szCs w:val="24"/>
+        </w:rPr>
+        <w:t xml:space="preserve">unknown type name class</w:t>
+      </w:r>
+      <w:r>
+        <w:rPr>
+          <w:rFonts w:ascii="Open Sans" w:hAnsi="Open Sans" w:cs="Open Sans" w:eastAsia="Open Sans"/>
+          <w:color w:val="000000"/>
+          <w:sz w:val="24"/>
+          <w:szCs w:val="24"/>
+        </w:rPr>
+        <w:t xml:space="preserve">, porque o </w:t>
+      </w:r>
+      <w:r>
+        <w:rPr>
+          <w:rFonts w:ascii="Consolas" w:hAnsi="Consolas" w:cs="Consolas" w:eastAsia="Consolas"/>
+          <w:color w:val="000000"/>
+          <w:shd w:val="clear" w:fill="F2F2F2"/>
+          <w:sz w:val="24"/>
+          <w:szCs w:val="24"/>
+        </w:rPr>
+        <w:t xml:space="preserve">.c</w:t>
+      </w:r>
+      <w:r>
+        <w:rPr>
+          <w:rFonts w:ascii="Open Sans" w:hAnsi="Open Sans" w:cs="Open Sans" w:eastAsia="Open Sans"/>
+          <w:color w:val="000000"/>
+          <w:sz w:val="24"/>
+          <w:szCs w:val="24"/>
+        </w:rPr>
+        <w:t xml:space="preserve"> é compilado como C e não como C++.</w:t>
+      </w:r>
+    </w:p>
+    <w:p>
+      <w:pPr>
         <w:spacing w:after="40" w:before="40" w:line="276" w:lineRule="auto"/>
         <w:ind w:firstLine="0" w:start="360"/>
         <w:jc w:val="start"/>
@@ -8154,7 +8277,7 @@
           <w:sz w:val="24"/>
           <w:szCs w:val="24"/>
         </w:rPr>
-        <w:t xml:space="preserve">Abrir &lt;https://wokwi.com&gt; e criar um projeto </w:t>
+        <w:t xml:space="preserve">Abrir &lt;https://wokwi.com/projects/new/esp32&gt; — o template </w:t>
       </w:r>
       <w:r>
         <w:rPr>
@@ -8165,7 +8288,42 @@
           <w:sz w:val="24"/>
           <w:szCs w:val="24"/>
         </w:rPr>
-        <w:t xml:space="preserve">ESP32</w:t>
+        <w:t xml:space="preserve">Arduino</w:t>
+      </w:r>
+      <w:r>
+        <w:rPr>
+          <w:rFonts w:ascii="Open Sans" w:hAnsi="Open Sans" w:cs="Open Sans" w:eastAsia="Open Sans"/>
+          <w:color w:val="000000"/>
+          <w:sz w:val="24"/>
+          <w:szCs w:val="24"/>
+        </w:rPr>
+        <w:t xml:space="preserve">, cujo arquivo</w:t>
+      </w:r>
+    </w:p>
+    <w:p>
+      <w:pPr>
+        <w:spacing w:after="120" w:before="120" w:line="276" w:lineRule="auto"/>
+        <w:ind w:firstLine="0" w:start="0"/>
+        <w:jc w:val="both"/>
+      </w:pPr>
+      <w:r>
+        <w:rPr>
+          <w:rFonts w:ascii="Open Sans" w:hAnsi="Open Sans" w:cs="Open Sans" w:eastAsia="Open Sans"/>
+          <w:color w:val="000000"/>
+          <w:sz w:val="24"/>
+          <w:szCs w:val="24"/>
+        </w:rPr>
+        <w:t xml:space="preserve">   principal é </w:t>
+      </w:r>
+      <w:r>
+        <w:rPr>
+          <w:rFonts w:ascii="Consolas" w:hAnsi="Consolas" w:cs="Consolas" w:eastAsia="Consolas"/>
+          <w:color w:val="000000"/>
+          <w:shd w:val="clear" w:fill="F2F2F2"/>
+          <w:sz w:val="24"/>
+          <w:szCs w:val="24"/>
+        </w:rPr>
+        <w:t xml:space="preserve">sketch.ino</w:t>
       </w:r>
       <w:r>
         <w:rPr>
